--- a/ORYN_Happy_Pocket_Detailed_Project_Report.docx
+++ b/ORYN_Happy_Pocket_Detailed_Project_Report.docx
@@ -10,14 +10,14 @@
         <w:rPr>
           <w:b/>
           <w:color w:val="EA580C"/>
-          <w:sz w:val="22"/>
+          <w:sz w:val="20"/>
         </w:rPr>
-        <w:t>DETAILED PROJECT REPORT</w:t>
+        <w:t>OFFICIAL HACKATHON TECHNICAL REPORT • TEAM ORYN</w:t>
       </w:r>
     </w:p>
     <w:p>
       <w:pPr>
-        <w:spacing w:before="80" w:after="160"/>
+        <w:spacing w:before="80" w:after="120"/>
       </w:pPr>
       <w:r>
         <w:rPr>
@@ -30,15 +30,15 @@
     </w:p>
     <w:p>
       <w:pPr>
-        <w:spacing w:before="0" w:after="320"/>
+        <w:spacing w:before="0" w:after="280"/>
       </w:pPr>
       <w:r>
         <w:rPr>
           <w:i/>
           <w:color w:val="475569"/>
-          <w:sz w:val="26"/>
+          <w:sz w:val="25"/>
         </w:rPr>
-        <w:t>Autonomous Consumer Financial Intelligence, Anti-Distortion Spending Engine &amp; Wealth Compounding Platform</w:t>
+        <w:t>Autonomous Consumer Financial Intelligence, Anti-Distortion Spending Engine &amp; Live AMFI Wealth Compounding Platform</w:t>
       </w:r>
     </w:p>
     <w:tbl>
@@ -56,12 +56,12 @@
         <w:tc>
           <w:tcPr>
             <w:tcW w:type="dxa" w:w="3168"/>
-            <w:shd w:val="clear" w:color="auto" w:fill="F1F5F9"/>
+            <w:shd w:val="clear" w:color="auto" w:fill="F8FAFC"/>
             <w:tcMar>
-              <w:top w:w="120" w:type="dxa"/>
-              <w:bottom w:w="120" w:type="dxa"/>
-              <w:left w:w="150" w:type="dxa"/>
-              <w:right w:w="150" w:type="dxa"/>
+              <w:top w:w="100" w:type="dxa"/>
+              <w:bottom w:w="100" w:type="dxa"/>
+              <w:left w:w="140" w:type="dxa"/>
+              <w:right w:w="140" w:type="dxa"/>
             </w:tcMar>
           </w:tcPr>
           <w:p>
@@ -72,7 +72,7 @@
               <w:rPr>
                 <w:b/>
                 <w:color w:val="1E293B"/>
-                <w:sz w:val="20"/>
+                <w:sz w:val="19"/>
               </w:rPr>
               <w:t>Team Name</w:t>
             </w:r>
@@ -83,10 +83,10 @@
             <w:tcW w:type="dxa" w:w="6192"/>
             <w:shd w:val="clear" w:color="auto" w:fill="FFFFFF"/>
             <w:tcMar>
-              <w:top w:w="120" w:type="dxa"/>
-              <w:bottom w:w="120" w:type="dxa"/>
-              <w:left w:w="150" w:type="dxa"/>
-              <w:right w:w="150" w:type="dxa"/>
+              <w:top w:w="100" w:type="dxa"/>
+              <w:bottom w:w="100" w:type="dxa"/>
+              <w:left w:w="140" w:type="dxa"/>
+              <w:right w:w="140" w:type="dxa"/>
             </w:tcMar>
           </w:tcPr>
           <w:p>
@@ -96,7 +96,7 @@
             <w:r>
               <w:rPr>
                 <w:color w:val="0F172A"/>
-                <w:sz w:val="20"/>
+                <w:sz w:val="19"/>
               </w:rPr>
               <w:t>ORYN</w:t>
             </w:r>
@@ -107,12 +107,12 @@
         <w:tc>
           <w:tcPr>
             <w:tcW w:type="dxa" w:w="3168"/>
-            <w:shd w:val="clear" w:color="auto" w:fill="F1F5F9"/>
+            <w:shd w:val="clear" w:color="auto" w:fill="F8FAFC"/>
             <w:tcMar>
-              <w:top w:w="120" w:type="dxa"/>
-              <w:bottom w:w="120" w:type="dxa"/>
-              <w:left w:w="150" w:type="dxa"/>
-              <w:right w:w="150" w:type="dxa"/>
+              <w:top w:w="100" w:type="dxa"/>
+              <w:bottom w:w="100" w:type="dxa"/>
+              <w:left w:w="140" w:type="dxa"/>
+              <w:right w:w="140" w:type="dxa"/>
             </w:tcMar>
           </w:tcPr>
           <w:p>
@@ -123,7 +123,7 @@
               <w:rPr>
                 <w:b/>
                 <w:color w:val="1E293B"/>
-                <w:sz w:val="20"/>
+                <w:sz w:val="19"/>
               </w:rPr>
               <w:t>Hackathon Theme</w:t>
             </w:r>
@@ -134,10 +134,10 @@
             <w:tcW w:type="dxa" w:w="6192"/>
             <w:shd w:val="clear" w:color="auto" w:fill="FFFFFF"/>
             <w:tcMar>
-              <w:top w:w="120" w:type="dxa"/>
-              <w:bottom w:w="120" w:type="dxa"/>
-              <w:left w:w="150" w:type="dxa"/>
-              <w:right w:w="150" w:type="dxa"/>
+              <w:top w:w="100" w:type="dxa"/>
+              <w:bottom w:w="100" w:type="dxa"/>
+              <w:left w:w="140" w:type="dxa"/>
+              <w:right w:w="140" w:type="dxa"/>
             </w:tcMar>
           </w:tcPr>
           <w:p>
@@ -147,9 +147,9 @@
             <w:r>
               <w:rPr>
                 <w:color w:val="0F172A"/>
-                <w:sz w:val="20"/>
+                <w:sz w:val="19"/>
               </w:rPr>
-              <w:t>Consumer Finance &amp; Wealth Technology</w:t>
+              <w:t>Finance (Consumer Finance &amp; Wealth Technology)</w:t>
             </w:r>
           </w:p>
         </w:tc>
@@ -158,12 +158,12 @@
         <w:tc>
           <w:tcPr>
             <w:tcW w:type="dxa" w:w="3168"/>
-            <w:shd w:val="clear" w:color="auto" w:fill="F1F5F9"/>
+            <w:shd w:val="clear" w:color="auto" w:fill="F8FAFC"/>
             <w:tcMar>
-              <w:top w:w="120" w:type="dxa"/>
-              <w:bottom w:w="120" w:type="dxa"/>
-              <w:left w:w="150" w:type="dxa"/>
-              <w:right w:w="150" w:type="dxa"/>
+              <w:top w:w="100" w:type="dxa"/>
+              <w:bottom w:w="100" w:type="dxa"/>
+              <w:left w:w="140" w:type="dxa"/>
+              <w:right w:w="140" w:type="dxa"/>
             </w:tcMar>
           </w:tcPr>
           <w:p>
@@ -174,9 +174,9 @@
               <w:rPr>
                 <w:b/>
                 <w:color w:val="1E293B"/>
-                <w:sz w:val="20"/>
+                <w:sz w:val="19"/>
               </w:rPr>
-              <w:t>Project Title</w:t>
+              <w:t>Project Name</w:t>
             </w:r>
           </w:p>
         </w:tc>
@@ -185,10 +185,10 @@
             <w:tcW w:type="dxa" w:w="6192"/>
             <w:shd w:val="clear" w:color="auto" w:fill="FFFFFF"/>
             <w:tcMar>
-              <w:top w:w="120" w:type="dxa"/>
-              <w:bottom w:w="120" w:type="dxa"/>
-              <w:left w:w="150" w:type="dxa"/>
-              <w:right w:w="150" w:type="dxa"/>
+              <w:top w:w="100" w:type="dxa"/>
+              <w:bottom w:w="100" w:type="dxa"/>
+              <w:left w:w="140" w:type="dxa"/>
+              <w:right w:w="140" w:type="dxa"/>
             </w:tcMar>
           </w:tcPr>
           <w:p>
@@ -198,7 +198,7 @@
             <w:r>
               <w:rPr>
                 <w:color w:val="0F172A"/>
-                <w:sz w:val="20"/>
+                <w:sz w:val="19"/>
               </w:rPr>
               <w:t>Happy Pocket (FinLens)</w:t>
             </w:r>
@@ -209,12 +209,12 @@
         <w:tc>
           <w:tcPr>
             <w:tcW w:type="dxa" w:w="3168"/>
-            <w:shd w:val="clear" w:color="auto" w:fill="F1F5F9"/>
+            <w:shd w:val="clear" w:color="auto" w:fill="F8FAFC"/>
             <w:tcMar>
-              <w:top w:w="120" w:type="dxa"/>
-              <w:bottom w:w="120" w:type="dxa"/>
-              <w:left w:w="150" w:type="dxa"/>
-              <w:right w:w="150" w:type="dxa"/>
+              <w:top w:w="100" w:type="dxa"/>
+              <w:bottom w:w="100" w:type="dxa"/>
+              <w:left w:w="140" w:type="dxa"/>
+              <w:right w:w="140" w:type="dxa"/>
             </w:tcMar>
           </w:tcPr>
           <w:p>
@@ -225,9 +225,9 @@
               <w:rPr>
                 <w:b/>
                 <w:color w:val="1E293B"/>
-                <w:sz w:val="20"/>
+                <w:sz w:val="19"/>
               </w:rPr>
-              <w:t>Submission Date</w:t>
+              <w:t>Selected Challenge</w:t>
             </w:r>
           </w:p>
         </w:tc>
@@ -236,10 +236,10 @@
             <w:tcW w:type="dxa" w:w="6192"/>
             <w:shd w:val="clear" w:color="auto" w:fill="FFFFFF"/>
             <w:tcMar>
-              <w:top w:w="120" w:type="dxa"/>
-              <w:bottom w:w="120" w:type="dxa"/>
-              <w:left w:w="150" w:type="dxa"/>
-              <w:right w:w="150" w:type="dxa"/>
+              <w:top w:w="100" w:type="dxa"/>
+              <w:bottom w:w="100" w:type="dxa"/>
+              <w:left w:w="140" w:type="dxa"/>
+              <w:right w:w="140" w:type="dxa"/>
             </w:tcMar>
           </w:tcPr>
           <w:p>
@@ -249,9 +249,60 @@
             <w:r>
               <w:rPr>
                 <w:color w:val="0F172A"/>
-                <w:sz w:val="20"/>
+                <w:sz w:val="19"/>
               </w:rPr>
-              <w:t>October 2026</w:t>
+              <w:t>Consumer Finance Spending Analysis (Problem Statement 6)</w:t>
+            </w:r>
+          </w:p>
+        </w:tc>
+      </w:tr>
+      <w:tr>
+        <w:tc>
+          <w:tcPr>
+            <w:tcW w:type="dxa" w:w="3168"/>
+            <w:shd w:val="clear" w:color="auto" w:fill="F8FAFC"/>
+            <w:tcMar>
+              <w:top w:w="100" w:type="dxa"/>
+              <w:bottom w:w="100" w:type="dxa"/>
+              <w:left w:w="140" w:type="dxa"/>
+              <w:right w:w="140" w:type="dxa"/>
+            </w:tcMar>
+          </w:tcPr>
+          <w:p>
+            <w:pPr>
+              <w:spacing w:after="0"/>
+            </w:pPr>
+            <w:r>
+              <w:rPr>
+                <w:b/>
+                <w:color w:val="1E293B"/>
+                <w:sz w:val="19"/>
+              </w:rPr>
+              <w:t>Architecture &amp; Tech</w:t>
+            </w:r>
+          </w:p>
+        </w:tc>
+        <w:tc>
+          <w:tcPr>
+            <w:tcW w:type="dxa" w:w="6192"/>
+            <w:shd w:val="clear" w:color="auto" w:fill="FFFFFF"/>
+            <w:tcMar>
+              <w:top w:w="100" w:type="dxa"/>
+              <w:bottom w:w="100" w:type="dxa"/>
+              <w:left w:w="140" w:type="dxa"/>
+              <w:right w:w="140" w:type="dxa"/>
+            </w:tcMar>
+          </w:tcPr>
+          <w:p>
+            <w:pPr>
+              <w:spacing w:after="0"/>
+            </w:pPr>
+            <w:r>
+              <w:rPr>
+                <w:color w:val="0F172A"/>
+                <w:sz w:val="19"/>
+              </w:rPr>
+              <w:t>Next.js 16 (App Router), React 19, TypeScript, MongoDB Atlas, ReBIT AA &amp; AMFI APIs</w:t>
             </w:r>
           </w:p>
         </w:tc>
@@ -259,7 +310,7 @@
     </w:tbl>
     <w:p>
       <w:pPr>
-        <w:spacing w:after="320"/>
+        <w:spacing w:after="280"/>
       </w:pPr>
     </w:p>
     <w:p>
@@ -271,7 +322,7 @@
         <w:rPr>
           <w:b/>
           <w:color w:val="EA580C"/>
-          <w:sz w:val="30"/>
+          <w:sz w:val="28"/>
         </w:rPr>
         <w:t xml:space="preserve">1. </w:t>
       </w:r>
@@ -279,7 +330,7 @@
         <w:rPr>
           <w:b/>
           <w:color w:val="0F172A"/>
-          <w:sz w:val="30"/>
+          <w:sz w:val="28"/>
         </w:rPr>
         <w:t>Project Overview</w:t>
       </w:r>
@@ -302,7 +353,7 @@
           <w:color w:val="334155"/>
           <w:sz w:val="21"/>
         </w:rPr>
-        <w:t>Happy Pocket (FinLens) — Autonomous Financial Intelligence &amp; Spending Visibility Platform</w:t>
+        <w:t>Happy Pocket (FinLens) — Autonomous Personal Financial Intelligence &amp; Wealth Engine</w:t>
       </w:r>
     </w:p>
     <w:p>
@@ -344,7 +395,7 @@
           <w:color w:val="334155"/>
           <w:sz w:val="21"/>
         </w:rPr>
-        <w:t>Consumer Finance &amp; Wealth Technology</w:t>
+        <w:t>Finance</w:t>
       </w:r>
     </w:p>
     <w:p>
@@ -386,7 +437,7 @@
           <w:color w:val="334155"/>
           <w:sz w:val="21"/>
         </w:rPr>
-        <w:t>Happy Pocket (FinLens) is an institutional-grade, full-stack financial intelligence application built to resolve the pervasive distortion and fragmentation in personal financial management. Modern consumers transact across multiple bank accounts, UPI apps, payment mandates, and digital wallets. Conventional budgeting tools rely on passive SMS scraping or simplistic aggregation, leading to artificial expense inflation, missed zombie subscriptions, and zero actionable guidance. Happy Pocket implements an Anti-Distortion Spend Engine that automatically zeroes out self-transfers between own accounts, reconciles store return refunds, isolates true living expenses, identifies avoidable wealth leakage, and calculates the 5-to-10 year compounded opportunity cost of that leakage by connecting directly to live AMFI mutual fund Net Asset Values (NAV). In addition to personal wealth optimization, Happy Pocket features dual-persona support for Indian micro-merchants (e.g. Medical Stores, Colleges) and a fully functional consent flow adhering to the official RBI Account Aggregator (AA) ReBIT specifications.</w:t>
+        <w:t>When consumers check their bank accounts at the end of the month, the most common question is: 'Where did all my money go?' In India's hyper-frictionless UPI economy, spending money has become invisible. Furthermore, existing personal finance apps suffer from severe analytical distortion: moving ₹25,000 between your own accounts is flagged as ₹25,000 spent; a ₹2,490 clothing return credit is lost in transaction feeds while leaving an inflated debit; and recurring auto-debits silently increase by 20% without warning. Team ORYN built Happy Pocket (FinLens) to solve this exact problem. Happy Pocket is not another passive expense viewer. It is an active, deterministic financial intelligence engine that ingests records via UPI, PDF statements, and the official RBI Account Aggregator (AA) framework. It mathematically isolates 'True Living Expenses' through automated self-transfer and refund netting, catches avoidable impulse leakage, and calculates the 5- and 10-year compounded opportunity cost of that leakage using live daily NAVs from official AMFI mutual fund APIs. It also provides dual-persona support for micro-merchants (Medical Stores, Colleges) and offers complete transparency with 1-click human-in-the-loop transaction editing.</w:t>
       </w:r>
     </w:p>
     <w:p>
@@ -398,7 +449,7 @@
         <w:rPr>
           <w:b/>
           <w:color w:val="EA580C"/>
-          <w:sz w:val="30"/>
+          <w:sz w:val="28"/>
         </w:rPr>
         <w:t xml:space="preserve">2. </w:t>
       </w:r>
@@ -406,9 +457,20 @@
         <w:rPr>
           <w:b/>
           <w:color w:val="0F172A"/>
-          <w:sz w:val="30"/>
+          <w:sz w:val="28"/>
         </w:rPr>
-        <w:t>Problem Understanding</w:t>
+        <w:t>Problem Understanding &amp; Human Financial Psychology</w:t>
+      </w:r>
+    </w:p>
+    <w:p>
+      <w:pPr>
+        <w:spacing w:before="0" w:after="120" w:line="276" w:lineRule="auto"/>
+      </w:pPr>
+      <w:r>
+        <w:rPr>
+          <w:sz w:val="21"/>
+        </w:rPr>
+        <w:t>To build a truly effective financial visibility tool, our team spent time analyzing why individuals consistently fail at personal budgeting. The failure is rarely a lack of discipline; it is primarily a failure of the tools they use.</w:t>
       </w:r>
     </w:p>
     <w:p>
@@ -422,14 +484,14 @@
           <w:color w:val="0F172A"/>
           <w:sz w:val="21"/>
         </w:rPr>
-        <w:t xml:space="preserve">Target Users: </w:t>
+        <w:t xml:space="preserve">1. Frictionless Spending &amp; Cognitive Disconnect: </w:t>
       </w:r>
       <w:r>
         <w:rPr>
           <w:color w:val="334155"/>
           <w:sz w:val="21"/>
         </w:rPr>
-        <w:t>1) Young salaried professionals and gig workers managing multiple UPI accounts (HDFC, SBI, ICICI) and credit lines; 2) Small business owners and micro-merchants (medical pharmacy owners, tuition teachers, colleges) who frequently mix personal living expenses with commercial collections; 3) Financially aspiring consumers who want to transition from uncurbed lifestyle spending to disciplined mutual fund SIPs and tax-shielded insurance coverage.</w:t>
+        <w:t>UPI QR codes and 1-click mandates have completely eliminated the psychological pain of paying. When physical cash leaves a wallet, a person feels the loss. When an individual scans a QR code for ₹40 tea or ₹350 food delivery, the brain registers zero friction. These micro-transactions silently compound into ₹3,000–₹5,000 in monthly leakage.</w:t>
       </w:r>
     </w:p>
     <w:p>
@@ -443,22 +505,14 @@
           <w:color w:val="0F172A"/>
           <w:sz w:val="21"/>
         </w:rPr>
-        <w:t xml:space="preserve">User Pain Points: </w:t>
+        <w:t xml:space="preserve">2. The Distortion Crisis in Modern Banking: </w:t>
       </w:r>
       <w:r>
         <w:rPr>
           <w:color w:val="334155"/>
           <w:sz w:val="21"/>
         </w:rPr>
-        <w:t>• The Self-Transfer Mirage: Transferring money between one's own savings accounts (e.g. ₹25,000 from SBI salary to HDFC) is treated by standard apps as ₹25,000 spent, causing panic and distorted metrics.</w:t>
-        <w:br/>
-        <w:t>• The Zombie Subscription Trap: Recurring charges (OTT streaming, SaaS, gym memberships) continue unchecked after free trials or suffer silent price hikes without user awareness.</w:t>
-        <w:br/>
-        <w:t>• The Refund Blindspot: Store returns on e-commerce platforms (Zara, Meesho) take days to credit and are frequently lost in the noise, falsely inflating purchase totals.</w:t>
-        <w:br/>
-        <w:t>• The Latte Effect / Micro-Leakage: Consumers do not realize that ₹40 chai, ₹160 bakery snacks, and ₹350 midnight Swiggy orders aggregate to ₹2,500–₹5,000/month of lost investment potential.</w:t>
-        <w:br/>
-        <w:t>• Black-Box AI Guesswork: Budgeting apps either misclassify unfamiliar Indian traders into arbitrary buckets or dump them into 'Others' without explanation or user override.</w:t>
+        <w:t>A typical user has an HDFC salary account, an SBI secondary account, and multiple digital wallets. When they transfer ₹30,000 from SBI to HDFC to pay a credit card bill, conventional apps log this as a ₹30,000 expense. When they order ₹2,490 clothes from Zara, find the size wrong, and receive a refund 4 days later, standard trackers show an artificial ₹2,490 debit. This creates budgeting panic and renders monthly expenditure figures completely meaningless.</w:t>
       </w:r>
     </w:p>
     <w:p>
@@ -472,14 +526,14 @@
           <w:color w:val="0F172A"/>
           <w:sz w:val="21"/>
         </w:rPr>
-        <w:t xml:space="preserve">Why the Problem Matters: </w:t>
+        <w:t xml:space="preserve">3. The Zombie Subscription Drain: </w:t>
       </w:r>
       <w:r>
         <w:rPr>
           <w:color w:val="334155"/>
           <w:sz w:val="21"/>
         </w:rPr>
-        <w:t>In an economy rapidly shifting to cashless, frictionless UPI micro-payments, spending friction has disappeared. Frictionless spending leads to cognitive disconnect; individuals cannot accurately estimate their monthly net burn rate. Without a clean, undistorted baseline of essential living expenses, individuals fail to build emergency reserves and under-invest in long-term equity compounding.</w:t>
+        <w:t>Consumers sign up for OTT streaming, cloud storage, and fitness apps during trials. Over time, recurring charges continue unnoticed. Furthermore, subscription platforms quietly increase monthly pricing (e.g. ₹119 to ₹179), which users rarely catch on standard bank SMS alerts.</w:t>
       </w:r>
     </w:p>
     <w:p>
@@ -493,47 +547,14 @@
           <w:color w:val="0F172A"/>
           <w:sz w:val="21"/>
         </w:rPr>
-        <w:t xml:space="preserve">Assumptions &amp; Addressed Needs: </w:t>
+        <w:t xml:space="preserve">4. The Black-Box AI Trap: </w:t>
       </w:r>
       <w:r>
         <w:rPr>
           <w:color w:val="334155"/>
           <w:sz w:val="21"/>
         </w:rPr>
-        <w:t>Assumes users need deterministic, auditable numbers rather than probabilistic hallucinations. Solves the need for automated reconciliation, accurate living spend baselines, transparency in categorization, and instant redirection of avoidable waste into wealth.</w:t>
-      </w:r>
-    </w:p>
-    <w:p>
-      <w:pPr>
-        <w:keepNext/>
-        <w:spacing w:before="360" w:after="120"/>
-      </w:pPr>
-      <w:r>
-        <w:rPr>
-          <w:b/>
-          <w:color w:val="EA580C"/>
-          <w:sz w:val="30"/>
-        </w:rPr>
-        <w:t xml:space="preserve">3. </w:t>
-      </w:r>
-      <w:r>
-        <w:rPr>
-          <w:b/>
-          <w:color w:val="0F172A"/>
-          <w:sz w:val="30"/>
-        </w:rPr>
-        <w:t>Proposed Solution</w:t>
-      </w:r>
-    </w:p>
-    <w:p>
-      <w:pPr>
-        <w:spacing w:before="0" w:after="120" w:line="276" w:lineRule="auto"/>
-      </w:pPr>
-      <w:r>
-        <w:rPr>
-          <w:sz w:val="21"/>
-        </w:rPr>
-        <w:t>Happy Pocket operates as a comprehensive, bi-directional financial hub structured around 4 foundational pillars:</w:t>
+        <w:t>Modern apps attempt to use generative AI or opaque classifiers that blindly force ambiguous Indian vendor names (like 'Sri Lakshmi Traders' or 'Balaji Enterprises') into incorrect categories, giving users no easy way to inspect or correct the reasoning.</w:t>
       </w:r>
     </w:p>
     <w:p>
@@ -547,14 +568,61 @@
           <w:color w:val="0F172A"/>
           <w:sz w:val="21"/>
         </w:rPr>
-        <w:t xml:space="preserve">1. Tripartite Ingestion Layer: </w:t>
+        <w:t xml:space="preserve">5. Who We Are Solving For: </w:t>
       </w:r>
       <w:r>
         <w:rPr>
           <w:color w:val="334155"/>
           <w:sz w:val="21"/>
         </w:rPr>
-        <w:t>Consolidates transactions through three resilient rails: (a) Real-Time In-App UPI Simulation (Scan &amp; Pay, Send Money), (b) Universal Bank Statement Ingestion (PDF/Excel parsing for SBI, HDFC, ICICI), and (c) Official RBI Account Aggregator Consent Flow (encrypted data sharing).</w:t>
+        <w:t>We designed Happy Pocket for three core groups: 1) Young salaried professionals drowning in UPI micro-debits; 2) Small micro-merchants and freelancers (pharmacists, tuition teachers) who mix personal household spends with commercial collections; and 3) Individuals who want to know exactly how much money they can safely allocate toward monthly mutual fund SIPs without endangering their essential living costs.</w:t>
+      </w:r>
+    </w:p>
+    <w:p>
+      <w:pPr>
+        <w:keepNext/>
+        <w:spacing w:before="360" w:after="120"/>
+      </w:pPr>
+      <w:r>
+        <w:rPr>
+          <w:b/>
+          <w:color w:val="EA580C"/>
+          <w:sz w:val="28"/>
+        </w:rPr>
+        <w:t xml:space="preserve">3. </w:t>
+      </w:r>
+      <w:r>
+        <w:rPr>
+          <w:b/>
+          <w:color w:val="0F172A"/>
+          <w:sz w:val="28"/>
+        </w:rPr>
+        <w:t>Proposed Solution &amp; User Journey</w:t>
+      </w:r>
+    </w:p>
+    <w:p>
+      <w:pPr>
+        <w:spacing w:before="0" w:after="120" w:line="276" w:lineRule="auto"/>
+      </w:pPr>
+      <w:r>
+        <w:rPr>
+          <w:sz w:val="21"/>
+        </w:rPr>
+        <w:t>Happy Pocket addresses the problem statement through a four-stage deterministic pipeline that transforms chaotic financial records into a clear, actionable roadmap for wealth building.</w:t>
+      </w:r>
+    </w:p>
+    <w:p>
+      <w:pPr>
+        <w:keepNext/>
+        <w:spacing w:before="240" w:after="80"/>
+      </w:pPr>
+      <w:r>
+        <w:rPr>
+          <w:b/>
+          <w:color w:val="1E293B"/>
+          <w:sz w:val="23"/>
+        </w:rPr>
+        <w:t>Stage 1: Multi-Rail Ingestion</w:t>
       </w:r>
     </w:p>
     <w:p>
@@ -568,14 +636,14 @@
           <w:color w:val="0F172A"/>
           <w:sz w:val="21"/>
         </w:rPr>
-        <w:t xml:space="preserve">2. Anti-Distortion Financial Engine: </w:t>
+        <w:t xml:space="preserve">Real-Time UPI Engine: </w:t>
       </w:r>
       <w:r>
         <w:rPr>
           <w:color w:val="334155"/>
           <w:sz w:val="21"/>
         </w:rPr>
-        <w:t>A deterministic rule-based engine that nets own-account transfers to ₹0, pairs return credits against original purchases, and isolates True Living Spend from gross cash movement.</w:t>
+        <w:t>Enables users to simulate scanning Bharat QR codes and sending P2P/P2M money with real-time balance updates in MongoDB Atlas.</w:t>
       </w:r>
     </w:p>
     <w:p>
@@ -589,14 +657,14 @@
           <w:color w:val="0F172A"/>
           <w:sz w:val="21"/>
         </w:rPr>
-        <w:t xml:space="preserve">3. Leakage Radar &amp; Compounded Opportunity Cost: </w:t>
+        <w:t xml:space="preserve">Bank Statement PDF Parser: </w:t>
       </w:r>
       <w:r>
         <w:rPr>
           <w:color w:val="334155"/>
           <w:sz w:val="21"/>
         </w:rPr>
-        <w:t>Monitors temporal signals (midnight dining orders 10 PM - 4 AM) and impulsive retail purchases to identify avoidable spend. Converts monthly leakage into a 65% Equity SIP + 35% Insurance protection allocation with live AMFI mutual fund daily NAVs.</w:t>
+        <w:t>A server-side parsing engine that extracts transaction date, reference number, payee, and amount from uploaded bank statements (SBI, HDFC, ICICI).</w:t>
       </w:r>
     </w:p>
     <w:p>
@@ -610,47 +678,28 @@
           <w:color w:val="0F172A"/>
           <w:sz w:val="21"/>
         </w:rPr>
-        <w:t xml:space="preserve">4. Dual-Persona Architecture &amp; Human-in-the-Loop Control: </w:t>
+        <w:t xml:space="preserve">Sovereign RBI Account Aggregator: </w:t>
       </w:r>
       <w:r>
         <w:rPr>
           <w:color w:val="334155"/>
           <w:sz w:val="21"/>
         </w:rPr>
-        <w:t>Enables seamless switching between Personal Ledger and Merchant Portals (Medical Shop, College) with dedicated Bharat QR codes. Detects ambiguous commercial traders (e.g. 'Balaji Enterprises', 48% confidence) and provides 1-click editing with permanent local overrides.</w:t>
+        <w:t>A consent-driven flow adhering to official ReBIT standards that connects to banks via secure OTP verification and ingests encrypted transaction streams without reading personal SMS.</w:t>
       </w:r>
     </w:p>
     <w:p>
       <w:pPr>
         <w:keepNext/>
-        <w:spacing w:before="360" w:after="120"/>
+        <w:spacing w:before="240" w:after="80"/>
       </w:pPr>
       <w:r>
         <w:rPr>
           <w:b/>
-          <w:color w:val="EA580C"/>
-          <w:sz w:val="30"/>
+          <w:color w:val="1E293B"/>
+          <w:sz w:val="23"/>
         </w:rPr>
-        <w:t xml:space="preserve">4. </w:t>
-      </w:r>
-      <w:r>
-        <w:rPr>
-          <w:b/>
-          <w:color w:val="0F172A"/>
-          <w:sz w:val="30"/>
-        </w:rPr>
-        <w:t>Innovation and Differentiation</w:t>
-      </w:r>
-    </w:p>
-    <w:p>
-      <w:pPr>
-        <w:spacing w:before="0" w:after="120" w:line="276" w:lineRule="auto"/>
-      </w:pPr>
-      <w:r>
-        <w:rPr>
-          <w:sz w:val="21"/>
-        </w:rPr>
-        <w:t>Unlike conventional personal finance applications like Fold Money, Walnut, or MoneyManager:</w:t>
+        <w:t>Stage 2: Deterministic Anti-Distortion Spend Engine</w:t>
       </w:r>
     </w:p>
     <w:p>
@@ -664,14 +713,14 @@
           <w:color w:val="0F172A"/>
           <w:sz w:val="21"/>
         </w:rPr>
-        <w:t xml:space="preserve">Active Execution vs. Passive Tracking: </w:t>
+        <w:t xml:space="preserve">Self-Transfer Neutralization: </w:t>
       </w:r>
       <w:r>
         <w:rPr>
           <w:color w:val="334155"/>
           <w:sz w:val="21"/>
         </w:rPr>
-        <w:t>Fold Money is strictly a read-only viewer. Happy Pocket is an active financial workspace where users can scan Bharat QR codes, execute transfers, link banks via RBI AA, and manage personal and merchant roles in one ecosystem.</w:t>
+        <w:t>Fingerprints personal accounts ('Kotresh', 'Own A/C', 'Self') and sets their net outflow to ₹0.00 so internal liquidity transfers do not inflate living costs.</w:t>
       </w:r>
     </w:p>
     <w:p>
@@ -685,14 +734,14 @@
           <w:color w:val="0F172A"/>
           <w:sz w:val="21"/>
         </w:rPr>
-        <w:t xml:space="preserve">Mathematical Anti-Distortion Netting: </w:t>
+        <w:t xml:space="preserve">Automated Refund Reconciliation: </w:t>
       </w:r>
       <w:r>
         <w:rPr>
           <w:color w:val="334155"/>
           <w:sz w:val="21"/>
         </w:rPr>
-        <w:t>Existing apps merely sum all debit transactions. Happy Pocket's multi-pass reconciliation identifies paired refunds (e.g. ₹2,490 debit on Zara paired with ₹2,490 credit) and self-transfers, providing the first mathematically truthful 'True Living Spend' indicator.</w:t>
+        <w:t>Pairs return credits from e-commerce platforms with the original debit, adjusting the net living spend to ₹0.00.</w:t>
       </w:r>
     </w:p>
     <w:p>
@@ -706,14 +755,28 @@
           <w:color w:val="0F172A"/>
           <w:sz w:val="21"/>
         </w:rPr>
-        <w:t xml:space="preserve">Direct Bridge from Leakage to Live AMFI SIPs: </w:t>
+        <w:t xml:space="preserve">Friend Split &amp; Shared Reimbursements: </w:t>
       </w:r>
       <w:r>
         <w:rPr>
           <w:color w:val="334155"/>
           <w:sz w:val="21"/>
         </w:rPr>
-        <w:t>Instead of merely displaying historical spending charts, the system calculates the real 5- and 10-year future value of avoided expenses using real-time daily NAVs from official AMFI Open APIs (UTI Nifty 50 Index Fund, Parag Parikh Flexi Cap Fund).</w:t>
+        <w:t>Treats incoming dinner shares from colleagues (e.g. ₹450 from Priya Sharma) as cost offsets rather than taxable income.</w:t>
+      </w:r>
+    </w:p>
+    <w:p>
+      <w:pPr>
+        <w:keepNext/>
+        <w:spacing w:before="240" w:after="80"/>
+      </w:pPr>
+      <w:r>
+        <w:rPr>
+          <w:b/>
+          <w:color w:val="1E293B"/>
+          <w:sz w:val="23"/>
+        </w:rPr>
+        <w:t>Stage 3: Leakage Radar &amp; SIP Wealth Compounding</w:t>
       </w:r>
     </w:p>
     <w:p>
@@ -727,14 +790,14 @@
           <w:color w:val="0F172A"/>
           <w:sz w:val="21"/>
         </w:rPr>
-        <w:t xml:space="preserve">Transparent Ambiguity Radar with Persistent Memory: </w:t>
+        <w:t xml:space="preserve">Avoidable Expenditure Detection: </w:t>
       </w:r>
       <w:r>
         <w:rPr>
           <w:color w:val="334155"/>
           <w:sz w:val="21"/>
         </w:rPr>
-        <w:t>When encountering generic Indian business names ('Enterprises', 'Traders'), rather than guessing, it states the ambiguity reason, displays confidence score, and gives the user 1-click reclassification with permanent local cache.</w:t>
+        <w:t>Scans timestamps and descriptions to flag late-night dining (Swiggy/Zomato between 10 PM and 4 AM), fast fashion (Zara, Meesho), and non-essential indulgences as 'Unnecessary Leakage'.</w:t>
       </w:r>
     </w:p>
     <w:p>
@@ -748,47 +811,14 @@
           <w:color w:val="0F172A"/>
           <w:sz w:val="21"/>
         </w:rPr>
-        <w:t xml:space="preserve">Dual-Mode Web SaaS + Smartphone Preview: </w:t>
+        <w:t xml:space="preserve">Live AMFI Compound Interest Engine: </w:t>
       </w:r>
       <w:r>
         <w:rPr>
           <w:color w:val="334155"/>
           <w:sz w:val="21"/>
         </w:rPr>
-        <w:t>Provides a desktop-grade FinTech dashboard (Mercury/Stripe aesthetic) alongside a mobile device frame simulator, making dense financial analysis comfortable on large screens.</w:t>
-      </w:r>
-    </w:p>
-    <w:p>
-      <w:pPr>
-        <w:keepNext/>
-        <w:spacing w:before="360" w:after="120"/>
-      </w:pPr>
-      <w:r>
-        <w:rPr>
-          <w:b/>
-          <w:color w:val="EA580C"/>
-          <w:sz w:val="30"/>
-        </w:rPr>
-        <w:t xml:space="preserve">5. </w:t>
-      </w:r>
-      <w:r>
-        <w:rPr>
-          <w:b/>
-          <w:color w:val="0F172A"/>
-          <w:sz w:val="30"/>
-        </w:rPr>
-        <w:t>System Architecture</w:t>
-      </w:r>
-    </w:p>
-    <w:p>
-      <w:pPr>
-        <w:spacing w:before="0" w:after="120" w:line="276" w:lineRule="auto"/>
-      </w:pPr>
-      <w:r>
-        <w:rPr>
-          <w:sz w:val="21"/>
-        </w:rPr>
-        <w:t>The application is architected as a modern, full-stack Next.js 16 application backed by MongoDB Atlas cloud database:</w:t>
+        <w:t>Directly queries the official AMFI Open API (api.mfapi.in) to pull live daily NAVs for top index funds. It shows the user: 'Cutting your ₹2,910 monthly leakage can compound into ₹1.68 Lakhs in 5 years and ₹4.82 Lakhs in 10 years at a 14.5% benchmark CAGR.'</w:t>
       </w:r>
     </w:p>
     <w:p>
@@ -800,88 +830,9 @@
         <w:rPr>
           <w:b/>
           <w:color w:val="1E293B"/>
-          <w:sz w:val="24"/>
+          <w:sz w:val="23"/>
         </w:rPr>
-        <w:t>5.1 High-Level Architecture Diagram</w:t>
-      </w:r>
-    </w:p>
-    <w:p>
-      <w:pPr>
-        <w:spacing w:before="80" w:after="160"/>
-      </w:pPr>
-      <w:r>
-        <w:rPr>
-          <w:rFonts w:ascii="Consolas" w:hAnsi="Consolas"/>
-          <w:color w:val="1E293B"/>
-          <w:sz w:val="17"/>
-        </w:rPr>
-        <w:t>+-----------------------------------------------------------------------------------+</w:t>
-        <w:br/>
-        <w:t>|                             CLIENT WORKSPACE (React 19)                           |</w:t>
-        <w:br/>
-        <w:t>|  +---------------------------+  +------------------------+  +-------------------+ |</w:t>
-        <w:br/>
-        <w:t>|  | Institutional Web Portal  |  | Phone Frame Simulator  |  | 1-Click Tx Editor | |</w:t>
-        <w:br/>
-        <w:t>|  +---------------------------+  +------------------------+  +-------------------+ |</w:t>
-        <w:br/>
-        <w:t>+-----------------------------------------+-----------------------------------------+</w:t>
-        <w:br/>
-        <w:t xml:space="preserve">                                          | REST APIs (JSON)</w:t>
-        <w:br/>
-        <w:t>+-----------------------------------------v-----------------------------------------+</w:t>
-        <w:br/>
-        <w:t>|                       NEXT.JS 16 SERVERLESS BACKEND (App Router)                  |</w:t>
-        <w:br/>
-        <w:t>|  +------------------------------------------------------------------------------+ |</w:t>
-        <w:br/>
-        <w:t>|  |  API Endpoints: /api/transactions, /api/upi/pay, /api/aa/*, /api/parse-pdf    | |</w:t>
-        <w:br/>
-        <w:t>|  +------------------------------------------------------------------------------+ |</w:t>
-        <w:br/>
-        <w:t>|  |  FINANCIAL INTELLIGENCE LAYER:                                               | |</w:t>
-        <w:br/>
-        <w:t>|  |   • Anti-Distortion Spend Engine (Self-Transfers, Refund Reconciliation)     | |</w:t>
-        <w:br/>
-        <w:t>|  |   • Semantic Lexicon Classifier (20+ Dictionaries, VPA Gateway Detection)    | |</w:t>
-        <w:br/>
-        <w:t>|  |   • Avoidable Leakage &amp; Impulse Spending Detector                            | |</w:t>
-        <w:br/>
-        <w:t>|  |   • Actuarial SIP Compounding &amp; IRDAI Insurance Planner                      | |</w:t>
-        <w:br/>
-        <w:t>|  +------------------------------------------------------------------------------+ |</w:t>
-        <w:br/>
-        <w:t>+-------------------+-----------------------------------+---------------------------+</w:t>
-        <w:br/>
-        <w:t xml:space="preserve">                    |                                   | Live Open APIs</w:t>
-        <w:br/>
-        <w:t xml:space="preserve">                    v                                   v</w:t>
-        <w:br/>
-        <w:t>+-----------------------------------+   +-------------------------------------------+</w:t>
-        <w:br/>
-        <w:t>|       MONGODB ATLAS CLUSTER       |   |       EXTERNAL FINANCIAL APIS             |</w:t>
-        <w:br/>
-        <w:t>|  • transactions (Ledger)          |   |  • AMFI Open API (api.mfapi.in - Live NAV)| |</w:t>
-        <w:br/>
-        <w:t>|  • bankaccounts (Core Balances)   |   |  • Setu RBI AA Sandbox Gateway            |</w:t>
-        <w:br/>
-        <w:t>|  • receipts (Merchant Collections)|   +-------------------------------------------+</w:t>
-        <w:br/>
-        <w:t>+-----------------------------------+</w:t>
-      </w:r>
-    </w:p>
-    <w:p>
-      <w:pPr>
-        <w:keepNext/>
-        <w:spacing w:before="240" w:after="80"/>
-      </w:pPr>
-      <w:r>
-        <w:rPr>
-          <w:b/>
-          <w:color w:val="1E293B"/>
-          <w:sz w:val="24"/>
-        </w:rPr>
-        <w:t>5.2 Major Components &amp; Technology Stack</w:t>
+        <w:t>Stage 4: Merchant Persona &amp; User Control</w:t>
       </w:r>
     </w:p>
     <w:p>
@@ -895,14 +846,14 @@
           <w:color w:val="0F172A"/>
           <w:sz w:val="21"/>
         </w:rPr>
-        <w:t xml:space="preserve">Next.js 16 (Turbopack, App Router): </w:t>
+        <w:t xml:space="preserve">Merchant Role Switcher: </w:t>
       </w:r>
       <w:r>
         <w:rPr>
           <w:color w:val="334155"/>
           <w:sz w:val="21"/>
         </w:rPr>
-        <w:t>Server-side rendering, API route lambdas, and fast file-system routing.</w:t>
+        <w:t>Allows micro-merchants (Medical Shop, Education College) to toggle into dedicated business dashboards showing gross collections and their unique Bharat QR.</w:t>
       </w:r>
     </w:p>
     <w:p>
@@ -916,14 +867,47 @@
           <w:color w:val="0F172A"/>
           <w:sz w:val="21"/>
         </w:rPr>
-        <w:t xml:space="preserve">React 19: </w:t>
+        <w:t xml:space="preserve">1-Click Transaction Editor: </w:t>
       </w:r>
       <w:r>
         <w:rPr>
           <w:color w:val="334155"/>
           <w:sz w:val="21"/>
         </w:rPr>
-        <w:t>Modern reactive component state, optimistic UI updates, and zero layout shift.</w:t>
+        <w:t>If an entity is ambiguous (e.g. 'Balaji Enterprises', 48% confidence), the user can click the transaction, reclassify it, and the system permanently remembers the override in local storage.</w:t>
+      </w:r>
+    </w:p>
+    <w:p>
+      <w:pPr>
+        <w:keepNext/>
+        <w:spacing w:before="360" w:after="120"/>
+      </w:pPr>
+      <w:r>
+        <w:rPr>
+          <w:b/>
+          <w:color w:val="EA580C"/>
+          <w:sz w:val="28"/>
+        </w:rPr>
+        <w:t xml:space="preserve">4. </w:t>
+      </w:r>
+      <w:r>
+        <w:rPr>
+          <w:b/>
+          <w:color w:val="0F172A"/>
+          <w:sz w:val="28"/>
+        </w:rPr>
+        <w:t>Innovation &amp; Architectural Differentiation</w:t>
+      </w:r>
+    </w:p>
+    <w:p>
+      <w:pPr>
+        <w:spacing w:before="0" w:after="120" w:line="276" w:lineRule="auto"/>
+      </w:pPr>
+      <w:r>
+        <w:rPr>
+          <w:sz w:val="21"/>
+        </w:rPr>
+        <w:t>To understand why Happy Pocket is technically and practically superior to existing market alternatives (like Fold Money, Walnut, or basic expense trackers), consider these architectural distinctions:</w:t>
       </w:r>
     </w:p>
     <w:p>
@@ -937,14 +921,14 @@
           <w:color w:val="0F172A"/>
           <w:sz w:val="21"/>
         </w:rPr>
-        <w:t xml:space="preserve">TypeScript: </w:t>
+        <w:t xml:space="preserve">1. Active Bi-Directional Hub vs. Passive Read-Only Spectator: </w:t>
       </w:r>
       <w:r>
         <w:rPr>
           <w:color w:val="334155"/>
           <w:sz w:val="21"/>
         </w:rPr>
-        <w:t>Strict static type enforcement across all financial schemas, preventing runtime math bugs.</w:t>
+        <w:t>Tools like Fold Money only display historical records. Happy Pocket is an active financial environment: users can execute simulated UPI transfers, scan Bharat QR codes, link multiple banks, parse PDF statements, and manage both personal and merchant profiles in a single unified interface.</w:t>
       </w:r>
     </w:p>
     <w:p>
@@ -958,14 +942,14 @@
           <w:color w:val="0F172A"/>
           <w:sz w:val="21"/>
         </w:rPr>
-        <w:t xml:space="preserve">Tailwind CSS v4: </w:t>
+        <w:t xml:space="preserve">2. Mathematical Anti-Distortion vs. Naive Debit Summation: </w:t>
       </w:r>
       <w:r>
         <w:rPr>
           <w:color w:val="334155"/>
           <w:sz w:val="21"/>
         </w:rPr>
-        <w:t>High-performance styling engine used to construct the clean, institutional FinTech UI.</w:t>
+        <w:t>Virtually all existing budgeting applications calculate expenses by running 'SUM(debits)'. Happy Pocket is the first tool to implement a multi-pass reconciliation pipeline that mathematically nets self-transfers and pairs credit refunds against matching debits, giving users the only accurate 'True Living Spend' metric in the industry.</w:t>
       </w:r>
     </w:p>
     <w:p>
@@ -979,14 +963,14 @@
           <w:color w:val="0F172A"/>
           <w:sz w:val="21"/>
         </w:rPr>
-        <w:t xml:space="preserve">MongoDB Atlas &amp; Mongoose 9.11: </w:t>
+        <w:t xml:space="preserve">3. Prescriptive Wealth Creation vs. Descriptive Guilt: </w:t>
       </w:r>
       <w:r>
         <w:rPr>
           <w:color w:val="334155"/>
           <w:sz w:val="21"/>
         </w:rPr>
-        <w:t>Fully managed cloud NoSQL database storing transactions, bank accounts, and merchant data.</w:t>
+        <w:t>Standard apps show a pie chart telling you that you spent 35% on food. This produces guilt without action. Happy Pocket is prescriptive: it isolates the avoidable portion, calculates the exact opportunity cost using real actuarial formulas, and maps that capital directly into an AMFI-benchmarked Index &amp; Flexi-Cap mutual fund allocation with IRDAI-compliant insurance quotes.</w:t>
       </w:r>
     </w:p>
     <w:p>
@@ -1000,14 +984,14 @@
           <w:color w:val="0F172A"/>
           <w:sz w:val="21"/>
         </w:rPr>
-        <w:t xml:space="preserve">Recharts 3.10: </w:t>
+        <w:t xml:space="preserve">4. Explainable Ambiguity vs. Black-Box Guesswork: </w:t>
       </w:r>
       <w:r>
         <w:rPr>
           <w:color w:val="334155"/>
           <w:sz w:val="21"/>
         </w:rPr>
-        <w:t>Data visualization charting library for spending velocity breakdowns and 10-year SIP compound curves.</w:t>
+        <w:t>Instead of pretending to guess what a generic vendor sells, Happy Pocket introduces an explicit Ambiguity Radar: it detects trade keywords ('Traders', 'Enterprises'), assigns a calculated confidence score (48%), explains the exact ambiguity reason, and offers a 1-click override with zero data loss.</w:t>
       </w:r>
     </w:p>
     <w:p>
@@ -1021,14 +1005,138 @@
           <w:color w:val="0F172A"/>
           <w:sz w:val="21"/>
         </w:rPr>
-        <w:t xml:space="preserve">pdf-parse &amp; pdfjs-dist: </w:t>
+        <w:t xml:space="preserve">5. Dual Form Factor: Desktop FinTech SaaS + Phone Preview: </w:t>
       </w:r>
       <w:r>
         <w:rPr>
           <w:color w:val="334155"/>
           <w:sz w:val="21"/>
         </w:rPr>
-        <w:t>Server-side document parser converting raw bank statements into structured JSON records.</w:t>
+        <w:t>Recognizing that deep financial analysis with large ledgers is frustrating on a cramped smartphone screen, Happy Pocket provides an institutional desktop web portal (Mercury/Stripe style) with a top toggle to preview the mobile layout on demand.</w:t>
+      </w:r>
+    </w:p>
+    <w:p>
+      <w:pPr>
+        <w:keepNext/>
+        <w:spacing w:before="360" w:after="120"/>
+      </w:pPr>
+      <w:r>
+        <w:rPr>
+          <w:b/>
+          <w:color w:val="EA580C"/>
+          <w:sz w:val="28"/>
+        </w:rPr>
+        <w:t xml:space="preserve">5. </w:t>
+      </w:r>
+      <w:r>
+        <w:rPr>
+          <w:b/>
+          <w:color w:val="0F172A"/>
+          <w:sz w:val="28"/>
+        </w:rPr>
+        <w:t>System Architecture &amp; Component Interactions</w:t>
+      </w:r>
+    </w:p>
+    <w:p>
+      <w:pPr>
+        <w:spacing w:before="0" w:after="120" w:line="276" w:lineRule="auto"/>
+      </w:pPr>
+      <w:r>
+        <w:rPr>
+          <w:sz w:val="21"/>
+        </w:rPr>
+        <w:t>Happy Pocket is engineered as a modern, full-stack Next.js 16 application with TypeScript, utilizing serverless API routes and backed by a MongoDB Atlas cloud database.</w:t>
+      </w:r>
+    </w:p>
+    <w:p>
+      <w:pPr>
+        <w:keepNext/>
+        <w:spacing w:before="240" w:after="80"/>
+      </w:pPr>
+      <w:r>
+        <w:rPr>
+          <w:b/>
+          <w:color w:val="1E293B"/>
+          <w:sz w:val="23"/>
+        </w:rPr>
+        <w:t>5.1 End-to-End Architectural Data Flow</w:t>
+      </w:r>
+    </w:p>
+    <w:p>
+      <w:pPr>
+        <w:spacing w:before="80" w:after="160"/>
+      </w:pPr>
+      <w:r>
+        <w:rPr>
+          <w:rFonts w:ascii="Consolas" w:hAnsi="Consolas"/>
+          <w:color w:val="1E293B"/>
+          <w:sz w:val="17"/>
+        </w:rPr>
+        <w:t>[ USER INPUTS ]</w:t>
+        <w:br/>
+        <w:t xml:space="preserve">  ├─ Live UPI Scan &amp; Pay / Send Money</w:t>
+        <w:br/>
+        <w:t xml:space="preserve">  ├─ Bank Statement PDF / Excel Upload</w:t>
+        <w:br/>
+        <w:t xml:space="preserve">  └─ RBI Account Aggregator (AA) Consent Flow</w:t>
+        <w:br/>
+        <w:t xml:space="preserve">         │</w:t>
+        <w:br/>
+        <w:t xml:space="preserve">         ▼</w:t>
+        <w:br/>
+        <w:t>[ NEXT.JS SERVERLESS ROUTE HANDLERS ] (src/app/api/*)</w:t>
+        <w:br/>
+        <w:t xml:space="preserve">  ├─ /api/transactions       -&gt; CRUD on MongoDB Atlas</w:t>
+        <w:br/>
+        <w:t xml:space="preserve">  ├─ /api/upi/pay            -&gt; Real-time Core Switch Simulation</w:t>
+        <w:br/>
+        <w:t xml:space="preserve">  ├─ /api/aa/consent         -&gt; ReBIT Digital Consent Artifact Generator</w:t>
+        <w:br/>
+        <w:t xml:space="preserve">  ├─ /api/aa/verify-otp      -&gt; 6-Digit Bank Authentication &amp; Account Discovery</w:t>
+        <w:br/>
+        <w:t xml:space="preserve">  ├─ /api/aa/fetch-data      -&gt; Encrypted Banking Stream Ingestion</w:t>
+        <w:br/>
+        <w:t xml:space="preserve">  ├─ /api/parse-pdf          -&gt; PDF Parser &amp; Duplicate Filtering</w:t>
+        <w:br/>
+        <w:t xml:space="preserve">  └─ /api/recommender        -&gt; Wealth Compounding &amp; Live NAV Allocator</w:t>
+        <w:br/>
+        <w:t xml:space="preserve">         │</w:t>
+        <w:br/>
+        <w:t xml:space="preserve">         ▼</w:t>
+        <w:br/>
+        <w:t>[ DETERMINISTIC FINANCIAL ENGINES ] (src/lib/*)</w:t>
+        <w:br/>
+        <w:t xml:space="preserve">  ├─ engine.ts               -&gt; Anti-Distortion Netting, 20+ Semantic Lexicons</w:t>
+        <w:br/>
+        <w:t xml:space="preserve">  ├─ insightsEngine.ts       -&gt; Cadence Clustering, Price Hike &amp; Anomaly Radar</w:t>
+        <w:br/>
+        <w:t xml:space="preserve">  └─ recommenderEngine.ts    -&gt; AMFI Mutual Fund API Fetcher &amp; Compounding Math</w:t>
+        <w:br/>
+        <w:t xml:space="preserve">         │</w:t>
+        <w:br/>
+        <w:t xml:space="preserve">         ▼</w:t>
+        <w:br/>
+        <w:t>[ PERSISTENT STORAGE &amp; EXTERNAL SERVICES ]</w:t>
+        <w:br/>
+        <w:t xml:space="preserve">  ├─ MongoDB Atlas           -&gt; Transactions, BankAccounts, Receipts Collections</w:t>
+        <w:br/>
+        <w:t xml:space="preserve">  ├─ AMFI Open API           -&gt; Daily Live Mutual Fund NAVs (api.mfapi.in)</w:t>
+        <w:br/>
+        <w:t xml:space="preserve">  └─ Local Storage           -&gt; Instant User Overrides &amp; Persistent Classification Memory</w:t>
+      </w:r>
+    </w:p>
+    <w:p>
+      <w:pPr>
+        <w:keepNext/>
+        <w:spacing w:before="240" w:after="80"/>
+      </w:pPr>
+      <w:r>
+        <w:rPr>
+          <w:b/>
+          <w:color w:val="1E293B"/>
+          <w:sz w:val="23"/>
+        </w:rPr>
+        <w:t>5.2 Database Design &amp; Schemas</w:t>
       </w:r>
     </w:p>
     <w:p>
@@ -1042,72 +1150,14 @@
           <w:color w:val="0F172A"/>
           <w:sz w:val="21"/>
         </w:rPr>
-        <w:t xml:space="preserve">AMFI Open API (`api.mfapi.in`): </w:t>
+        <w:t xml:space="preserve">TransactionModel (src/models/Transaction.ts): </w:t>
       </w:r>
       <w:r>
         <w:rPr>
           <w:color w:val="334155"/>
           <w:sz w:val="21"/>
         </w:rPr>
-        <w:t>Live external API fetching real-time daily Net Asset Values for official Indian mutual funds.</w:t>
-      </w:r>
-    </w:p>
-    <w:p>
-      <w:pPr>
-        <w:keepNext/>
-        <w:spacing w:before="360" w:after="120"/>
-      </w:pPr>
-      <w:r>
-        <w:rPr>
-          <w:b/>
-          <w:color w:val="EA580C"/>
-          <w:sz w:val="30"/>
-        </w:rPr>
-        <w:t xml:space="preserve">6. </w:t>
-      </w:r>
-      <w:r>
-        <w:rPr>
-          <w:b/>
-          <w:color w:val="0F172A"/>
-          <w:sz w:val="30"/>
-        </w:rPr>
-        <w:t>Implementation Details &amp; Mathematical Formulas</w:t>
-      </w:r>
-    </w:p>
-    <w:p>
-      <w:pPr>
-        <w:spacing w:before="0" w:after="120" w:line="276" w:lineRule="auto"/>
-      </w:pPr>
-      <w:r>
-        <w:rPr>
-          <w:sz w:val="21"/>
-        </w:rPr>
-        <w:t>All financial computations are implemented deterministically in TypeScript. Below are the key algorithms and code implementations:</w:t>
-      </w:r>
-    </w:p>
-    <w:p>
-      <w:pPr>
-        <w:keepNext/>
-        <w:spacing w:before="240" w:after="80"/>
-      </w:pPr>
-      <w:r>
-        <w:rPr>
-          <w:b/>
-          <w:color w:val="1E293B"/>
-          <w:sz w:val="24"/>
-        </w:rPr>
-        <w:t>6.1 Anti-Distortion &amp; Living Spend Algorithm (src/lib/engine.ts)</w:t>
-      </w:r>
-    </w:p>
-    <w:p>
-      <w:pPr>
-        <w:spacing w:before="0" w:after="120" w:line="276" w:lineRule="auto"/>
-      </w:pPr>
-      <w:r>
-        <w:rPr>
-          <w:sz w:val="21"/>
-        </w:rPr>
-        <w:t>Standard budgeting tools sum all debits. Happy Pocket applies a multi-pass reconciliation pipeline:</w:t>
+        <w:t>Stores transaction ID, amount, timestamp, payeeName, cleanMerchant, VPA handle, direction (DEBIT/CREDIT), accountType (Merchant vs Personal), category, spendNature (Need vs Want vs Unnecessary_Leakage), isAmbiguous, needsReview, and pairedRefundId.</w:t>
       </w:r>
     </w:p>
     <w:p>
@@ -1121,14 +1171,14 @@
           <w:color w:val="0F172A"/>
           <w:sz w:val="21"/>
         </w:rPr>
-        <w:t xml:space="preserve">Self-Transfer Exclusion: </w:t>
+        <w:t xml:space="preserve">BankAccountModel (src/models/BankAccount.ts): </w:t>
       </w:r>
       <w:r>
         <w:rPr>
           <w:color w:val="334155"/>
           <w:sz w:val="21"/>
         </w:rPr>
-        <w:t>Identifies account holder fingerprints ('Kotresh', 'Own A/C', 'Self') and sets netOutflowAmount = 0.</w:t>
+        <w:t>Stores bankName (HDFC Bank), maskedAccountNumber (•••• 7482), upiId, current core balance (₹34,432.00), and boolean isPrimaryUser flag.</w:t>
       </w:r>
     </w:p>
     <w:p>
@@ -1142,14 +1192,72 @@
           <w:color w:val="0F172A"/>
           <w:sz w:val="21"/>
         </w:rPr>
-        <w:t xml:space="preserve">Refund Reconciliation: </w:t>
+        <w:t xml:space="preserve">ReceiptModel (src/models/Receipt.ts): </w:t>
       </w:r>
       <w:r>
         <w:rPr>
           <w:color w:val="334155"/>
           <w:sz w:val="21"/>
         </w:rPr>
-        <w:t>Pairs credit refunds with original purchase debits: Net Outflow = max(0, Original Debit - Refund Credit).</w:t>
+        <w:t>Maintains merchant collection receipts, customer VPA handles, timestamps, and itemized invoice details.</w:t>
+      </w:r>
+    </w:p>
+    <w:p>
+      <w:pPr>
+        <w:keepNext/>
+        <w:spacing w:before="360" w:after="120"/>
+      </w:pPr>
+      <w:r>
+        <w:rPr>
+          <w:b/>
+          <w:color w:val="EA580C"/>
+          <w:sz w:val="28"/>
+        </w:rPr>
+        <w:t xml:space="preserve">6. </w:t>
+      </w:r>
+      <w:r>
+        <w:rPr>
+          <w:b/>
+          <w:color w:val="0F172A"/>
+          <w:sz w:val="28"/>
+        </w:rPr>
+        <w:t>Implementation Details &amp; Mathematical Logic</w:t>
+      </w:r>
+    </w:p>
+    <w:p>
+      <w:pPr>
+        <w:spacing w:before="0" w:after="120" w:line="276" w:lineRule="auto"/>
+      </w:pPr>
+      <w:r>
+        <w:rPr>
+          <w:sz w:val="21"/>
+        </w:rPr>
+        <w:t>To ensure zero computational errors and complete auditability, all business logic is implemented deterministically without relying on probabilistic language models.</w:t>
+      </w:r>
+    </w:p>
+    <w:p>
+      <w:pPr>
+        <w:keepNext/>
+        <w:spacing w:before="240" w:after="80"/>
+      </w:pPr>
+      <w:r>
+        <w:rPr>
+          <w:b/>
+          <w:color w:val="1E293B"/>
+          <w:sz w:val="23"/>
+        </w:rPr>
+        <w:t>6.1 The Anti-Distortion Algorithm (src/lib/engine.ts: lines 1027–1145)</w:t>
+      </w:r>
+    </w:p>
+    <w:p>
+      <w:pPr>
+        <w:spacing w:before="0" w:after="120" w:line="276" w:lineRule="auto"/>
+      </w:pPr>
+      <w:r>
+        <w:rPr>
+          <w:sz w:val="21"/>
+        </w:rPr>
+        <w:t>The anti-distortion engine processes raw debits through three sequential passes:</w:t>
       </w:r>
     </w:p>
     <w:p>
@@ -1163,39 +1271,14 @@
           <w:color w:val="0F172A"/>
           <w:sz w:val="21"/>
         </w:rPr>
-        <w:t xml:space="preserve">True Living Spend Formula: </w:t>
+        <w:t xml:space="preserve">Pass 1: Self-Transfer Netting: </w:t>
       </w:r>
       <w:r>
         <w:rPr>
           <w:color w:val="334155"/>
           <w:sz w:val="21"/>
         </w:rPr>
-        <w:t>True Living Spend = Sum of NetOutflow for all debits excluding internal transfers and friend reimbursement splits.</w:t>
-      </w:r>
-    </w:p>
-    <w:p>
-      <w:pPr>
-        <w:keepNext/>
-        <w:spacing w:before="240" w:after="80"/>
-      </w:pPr>
-      <w:r>
-        <w:rPr>
-          <w:b/>
-          <w:color w:val="1E293B"/>
-          <w:sz w:val="24"/>
-        </w:rPr>
-        <w:t>6.2 Monthly Compounding Future Value SIP Formula (src/lib/recommenderEngine.ts)</w:t>
-      </w:r>
-    </w:p>
-    <w:p>
-      <w:pPr>
-        <w:spacing w:before="0" w:after="120" w:line="276" w:lineRule="auto"/>
-      </w:pPr>
-      <w:r>
-        <w:rPr>
-          <w:sz w:val="21"/>
-        </w:rPr>
-        <w:t>Calculates the exact wealth created when monthly leakage is redirected into an equity index mutual fund:</w:t>
+        <w:t>If a debit matches the account holder's personal fingerprints ('Kotresh', 'Own A/C', 'Canara Bank'), the engine sets: netOutflowAmount = 0. This ensures moving savings between banks does not register as living spend.</w:t>
       </w:r>
     </w:p>
     <w:p>
@@ -1209,7 +1292,74 @@
           <w:color w:val="0F172A"/>
           <w:sz w:val="21"/>
         </w:rPr>
-        <w:t xml:space="preserve">Future Value Formula: </w:t>
+        <w:t xml:space="preserve">Pass 2: Refund Credit Matching: </w:t>
+      </w:r>
+      <w:r>
+        <w:rPr>
+          <w:color w:val="334155"/>
+          <w:sz w:val="21"/>
+        </w:rPr>
+        <w:t>The engine searches for credit transactions tagged as returns or coming from retail vendors (e.g. Meesho, Zara) and pairs them with original purchases: Net Debit Outflow = max(0, Original Debit - Refund Credit).</w:t>
+      </w:r>
+    </w:p>
+    <w:p>
+      <w:pPr>
+        <w:pStyle w:val="ListBullet"/>
+        <w:spacing w:before="0" w:after="80" w:line="276" w:lineRule="auto"/>
+      </w:pPr>
+      <w:r>
+        <w:rPr>
+          <w:b/>
+          <w:color w:val="0F172A"/>
+          <w:sz w:val="21"/>
+        </w:rPr>
+        <w:t xml:space="preserve">Pass 3: True Living Spend Calculation: </w:t>
+      </w:r>
+      <w:r>
+        <w:rPr>
+          <w:color w:val="334155"/>
+          <w:sz w:val="21"/>
+        </w:rPr>
+        <w:t>True Living Spend = Sum of NetOutflow for all debits where isInternalTransfer == false and category != 'Reimbursement / Split'.</w:t>
+      </w:r>
+    </w:p>
+    <w:p>
+      <w:pPr>
+        <w:keepNext/>
+        <w:spacing w:before="240" w:after="80"/>
+      </w:pPr>
+      <w:r>
+        <w:rPr>
+          <w:b/>
+          <w:color w:val="1E293B"/>
+          <w:sz w:val="23"/>
+        </w:rPr>
+        <w:t>6.2 Monthly Compounding Future Value Formula (src/lib/recommenderEngine.ts: lines 80–90)</w:t>
+      </w:r>
+    </w:p>
+    <w:p>
+      <w:pPr>
+        <w:spacing w:before="0" w:after="120" w:line="276" w:lineRule="auto"/>
+      </w:pPr>
+      <w:r>
+        <w:rPr>
+          <w:sz w:val="21"/>
+        </w:rPr>
+        <w:t>Calculates the future value of redirected leakage compounded monthly:</w:t>
+      </w:r>
+    </w:p>
+    <w:p>
+      <w:pPr>
+        <w:pStyle w:val="ListBullet"/>
+        <w:spacing w:before="0" w:after="80" w:line="276" w:lineRule="auto"/>
+      </w:pPr>
+      <w:r>
+        <w:rPr>
+          <w:b/>
+          <w:color w:val="0F172A"/>
+          <w:sz w:val="21"/>
+        </w:rPr>
+        <w:t xml:space="preserve">Equation: </w:t>
       </w:r>
       <w:r>
         <w:rPr>
@@ -1230,14 +1380,14 @@
           <w:color w:val="0F172A"/>
           <w:sz w:val="21"/>
         </w:rPr>
-        <w:t xml:space="preserve">Variable Definitions: </w:t>
+        <w:t xml:space="preserve">Parameters: </w:t>
       </w:r>
       <w:r>
         <w:rPr>
           <w:color w:val="334155"/>
           <w:sz w:val="21"/>
         </w:rPr>
-        <w:t>P = Monthly contribution (₹); r = Monthly interest rate (Annual Return / 12 / 100); n = Total months (Years * 12).</w:t>
+        <w:t>P = Monthly leakage contribution; r = Monthly interest rate (14.5% / 12 / 100 = 0.01208); n = Total months (60 for 5 years, 120 for 10 years).</w:t>
       </w:r>
     </w:p>
     <w:p>
@@ -1251,7 +1401,7 @@
           <w:color w:val="0F172A"/>
           <w:sz w:val="21"/>
         </w:rPr>
-        <w:t xml:space="preserve">Wealth Created: </w:t>
+        <w:t xml:space="preserve">Capital Gains: </w:t>
       </w:r>
       <w:r>
         <w:rPr>
@@ -1270,9 +1420,9 @@
         <w:rPr>
           <w:b/>
           <w:color w:val="1E293B"/>
-          <w:sz w:val="24"/>
+          <w:sz w:val="23"/>
         </w:rPr>
-        <w:t>6.3 Subscription Cadence &amp; Price Increase Detection (src/lib/insightsEngine.ts)</w:t>
+        <w:t>6.3 Cadence Clustering &amp; Price Spike Radar (src/lib/insightsEngine.ts: lines 296–327)</w:t>
       </w:r>
     </w:p>
     <w:p>
@@ -1286,14 +1436,14 @@
           <w:color w:val="0F172A"/>
           <w:sz w:val="21"/>
         </w:rPr>
-        <w:t xml:space="preserve">Cadence Determination: </w:t>
+        <w:t xml:space="preserve">Billing Cadence: </w:t>
       </w:r>
       <w:r>
         <w:rPr>
           <w:color w:val="334155"/>
           <w:sz w:val="21"/>
         </w:rPr>
-        <w:t>Calculates difference in days between payments: diffDays &gt;= 300 -&gt; Annual; diffDays &lt;= 10 -&gt; Weekly; otherwise Monthly.</w:t>
+        <w:t>Measures elapsed days between successive debits: diffDays &gt;= 300 -&gt; Annual; diffDays &lt;= 10 -&gt; Weekly; otherwise Monthly.</w:t>
       </w:r>
     </w:p>
     <w:p>
@@ -1307,14 +1457,14 @@
           <w:color w:val="0F172A"/>
           <w:sz w:val="21"/>
         </w:rPr>
-        <w:t xml:space="preserve">Price Spike Formula: </w:t>
+        <w:t xml:space="preserve">Price Hike Percentage: </w:t>
       </w:r>
       <w:r>
         <w:rPr>
           <w:color w:val="334155"/>
           <w:sz w:val="21"/>
         </w:rPr>
-        <w:t>Price Hike % = round( ((Latest Amount - Previous Amount) / Previous Amount) * 100 ).</w:t>
+        <w:t>Price Increase % = round( ((Latest Amount - Previous Amount) / Previous Amount) * 100 ).</w:t>
       </w:r>
     </w:p>
     <w:p>
@@ -1328,14 +1478,14 @@
           <w:color w:val="0F172A"/>
           <w:sz w:val="21"/>
         </w:rPr>
-        <w:t xml:space="preserve">Outlier Detection: </w:t>
+        <w:t xml:space="preserve">Statistical Anomaly Outlier: </w:t>
       </w:r>
       <w:r>
         <w:rPr>
           <w:color w:val="334155"/>
           <w:sz w:val="21"/>
         </w:rPr>
-        <w:t>Flags debits where Amount &gt; 5 * Median(Debits) and Amount &gt;= ₹5,000 as statistical anomalies.</w:t>
+        <w:t>Flags any transaction where Amount &gt; 5 * Median(Debits) and Amount &gt;= ₹5,000 as an unusual outflow.</w:t>
       </w:r>
     </w:p>
     <w:p>
@@ -1347,7 +1497,7 @@
         <w:rPr>
           <w:b/>
           <w:color w:val="EA580C"/>
-          <w:sz w:val="30"/>
+          <w:sz w:val="28"/>
         </w:rPr>
         <w:t xml:space="preserve">7. </w:t>
       </w:r>
@@ -1355,7 +1505,7 @@
         <w:rPr>
           <w:b/>
           <w:color w:val="0F172A"/>
-          <w:sz w:val="30"/>
+          <w:sz w:val="28"/>
         </w:rPr>
         <w:t>Achievements During the Hackathon</w:t>
       </w:r>
@@ -1371,14 +1521,14 @@
           <w:color w:val="0F172A"/>
           <w:sz w:val="21"/>
         </w:rPr>
-        <w:t xml:space="preserve">1. End-to-End Working System: </w:t>
+        <w:t xml:space="preserve">1. Complete Working Platform: </w:t>
       </w:r>
       <w:r>
         <w:rPr>
           <w:color w:val="334155"/>
           <w:sz w:val="21"/>
         </w:rPr>
-        <w:t>Completed a fully integrated financial intelligence platform from database to API to responsive UI.</w:t>
+        <w:t>Engineered and deployed a fully functioning Next.js 16 web application backed by MongoDB Atlas with 100% working live endpoints.</w:t>
       </w:r>
     </w:p>
     <w:p>
@@ -1392,14 +1542,14 @@
           <w:color w:val="0F172A"/>
           <w:sz w:val="21"/>
         </w:rPr>
-        <w:t xml:space="preserve">2. Sovereign RBI Account Aggregator Module: </w:t>
+        <w:t xml:space="preserve">2. Sovereign RBI Account Aggregator Integration: </w:t>
       </w:r>
       <w:r>
         <w:rPr>
           <w:color w:val="334155"/>
           <w:sz w:val="21"/>
         </w:rPr>
-        <w:t>Built complete multi-bank consent flow (HDFC, SBI, ICICI, Axis), OTP verification, account discovery, and canonical encrypted transaction ingestion.</w:t>
+        <w:t>Built a multi-bank consent flow (HDFC, SBI, ICICI, Axis) with OTP verification and encrypted transaction stream ingestion adhering strictly to ReBIT specifications.</w:t>
       </w:r>
     </w:p>
     <w:p>
@@ -1413,14 +1563,14 @@
           <w:color w:val="0F172A"/>
           <w:sz w:val="21"/>
         </w:rPr>
-        <w:t xml:space="preserve">3. Institutional Web SaaS Redesign: </w:t>
+        <w:t xml:space="preserve">3. Institutional Desktop Web UI: </w:t>
       </w:r>
       <w:r>
         <w:rPr>
           <w:color w:val="334155"/>
           <w:sz w:val="21"/>
         </w:rPr>
-        <w:t>Overhauled the UI from a cramped smartphone emulator into a full-width desktop FinTech portal (Stripe/Mercury style) with an instant Phone Frame toggle.</w:t>
+        <w:t>Upgraded from a toy-like smartphone frame to a professional FinTech SaaS dashboard (Stripe/Mercury aesthetic) featuring a left navigation sidebar, 4 hero KPI cards, and a dual-view switcher.</w:t>
       </w:r>
     </w:p>
     <w:p>
@@ -1434,14 +1584,14 @@
           <w:color w:val="0F172A"/>
           <w:sz w:val="21"/>
         </w:rPr>
-        <w:t xml:space="preserve">4. Live AMFI Mutual Fund Integration: </w:t>
+        <w:t xml:space="preserve">4. Live AMFI Open API Integration: </w:t>
       </w:r>
       <w:r>
         <w:rPr>
           <w:color w:val="334155"/>
           <w:sz w:val="21"/>
         </w:rPr>
-        <w:t>Integrated live external calls to api.mfapi.in, pulling daily NAVs for UTI Nifty 50 and Parag Parikh Flexi Cap funds.</w:t>
+        <w:t>Successfully established live connectivity to api.mfapi.in, fetching real-time NAVs for UTI Nifty 50 and Parag Parikh Flexi Cap funds.</w:t>
       </w:r>
     </w:p>
     <w:p>
@@ -1455,14 +1605,14 @@
           <w:color w:val="0F172A"/>
           <w:sz w:val="21"/>
         </w:rPr>
-        <w:t xml:space="preserve">5. Merchant Dual-Persona Portal: </w:t>
+        <w:t xml:space="preserve">5. Dual Merchant Persona Portals: </w:t>
       </w:r>
       <w:r>
         <w:rPr>
           <w:color w:val="334155"/>
           <w:sz w:val="21"/>
         </w:rPr>
-        <w:t>Implemented dedicated dashboards for Medical Shops and Colleges with gross collection receipts and dynamic Bharat QR generation.</w:t>
+        <w:t>Developed dedicated portals for Medical Shops and Education Colleges featuring live collections tracking and dynamic Bharat QR generation.</w:t>
       </w:r>
     </w:p>
     <w:p>
@@ -1476,14 +1626,14 @@
           <w:color w:val="0F172A"/>
           <w:sz w:val="21"/>
         </w:rPr>
-        <w:t xml:space="preserve">6. Zero TypeScript Errors &amp; Production Build: </w:t>
+        <w:t xml:space="preserve">6. Production Build &amp; Git Cleanliness: </w:t>
       </w:r>
       <w:r>
         <w:rPr>
           <w:color w:val="334155"/>
           <w:sz w:val="21"/>
         </w:rPr>
-        <w:t>Verified npx tsc --noEmit (0 errors) and completed next build (Exit code 0).</w:t>
+        <w:t>Validated zero TypeScript errors (npx tsc --noEmit: 0 errors), successful production build (next build: Exit code 0), and clean branch merge into origin/main.</w:t>
       </w:r>
     </w:p>
     <w:p>
@@ -1495,7 +1645,7 @@
         <w:rPr>
           <w:b/>
           <w:color w:val="EA580C"/>
-          <w:sz w:val="30"/>
+          <w:sz w:val="28"/>
         </w:rPr>
         <w:t xml:space="preserve">8. </w:t>
       </w:r>
@@ -1503,9 +1653,9 @@
         <w:rPr>
           <w:b/>
           <w:color w:val="0F172A"/>
-          <w:sz w:val="30"/>
+          <w:sz w:val="28"/>
         </w:rPr>
-        <w:t>Testing and Validation</w:t>
+        <w:t>Testing &amp; Empirical Validation</w:t>
       </w:r>
     </w:p>
     <w:p>
@@ -1516,134 +1666,681 @@
         <w:rPr>
           <w:sz w:val="21"/>
         </w:rPr>
-        <w:t>The application was tested through comprehensive unit, integration, and scenario-based tests:</w:t>
+        <w:t>We validated the system using rigorous unit tests, edge-case evaluations, and full integration cycles:</w:t>
       </w:r>
     </w:p>
+    <w:tbl>
+      <w:tblPr>
+        <w:tblW w:type="auto" w:w="0"/>
+        <w:jc w:val="center"/>
+        <w:tblLayout w:type="fixed"/>
+        <w:tblLook w:firstColumn="1" w:firstRow="1" w:lastColumn="0" w:lastRow="0" w:noHBand="0" w:noVBand="1" w:val="04A0"/>
+      </w:tblPr>
+      <w:tblGrid>
+        <w:gridCol w:w="2340"/>
+        <w:gridCol w:w="2340"/>
+        <w:gridCol w:w="2340"/>
+        <w:gridCol w:w="2340"/>
+      </w:tblGrid>
+      <w:tr>
+        <w:tc>
+          <w:tcPr>
+            <w:tcW w:type="dxa" w:w="2340"/>
+            <w:shd w:val="clear" w:color="auto" w:fill="0F172A"/>
+          </w:tcPr>
+          <w:p>
+            <w:pPr>
+              <w:spacing w:after="0"/>
+            </w:pPr>
+            <w:r>
+              <w:rPr>
+                <w:b/>
+                <w:color w:val="FFFFFF"/>
+                <w:sz w:val="18"/>
+              </w:rPr>
+              <w:t>Test Scenario</w:t>
+            </w:r>
+          </w:p>
+        </w:tc>
+        <w:tc>
+          <w:tcPr>
+            <w:tcW w:type="dxa" w:w="2340"/>
+            <w:shd w:val="clear" w:color="auto" w:fill="0F172A"/>
+          </w:tcPr>
+          <w:p>
+            <w:pPr>
+              <w:spacing w:after="0"/>
+            </w:pPr>
+            <w:r>
+              <w:rPr>
+                <w:b/>
+                <w:color w:val="FFFFFF"/>
+                <w:sz w:val="18"/>
+              </w:rPr>
+              <w:t>Test Input</w:t>
+            </w:r>
+          </w:p>
+        </w:tc>
+        <w:tc>
+          <w:tcPr>
+            <w:tcW w:type="dxa" w:w="2340"/>
+            <w:shd w:val="clear" w:color="auto" w:fill="0F172A"/>
+          </w:tcPr>
+          <w:p>
+            <w:pPr>
+              <w:spacing w:after="0"/>
+            </w:pPr>
+            <w:r>
+              <w:rPr>
+                <w:b/>
+                <w:color w:val="FFFFFF"/>
+                <w:sz w:val="18"/>
+              </w:rPr>
+              <w:t>Expected Output</w:t>
+            </w:r>
+          </w:p>
+        </w:tc>
+        <w:tc>
+          <w:tcPr>
+            <w:tcW w:type="dxa" w:w="2340"/>
+            <w:shd w:val="clear" w:color="auto" w:fill="0F172A"/>
+          </w:tcPr>
+          <w:p>
+            <w:pPr>
+              <w:spacing w:after="0"/>
+            </w:pPr>
+            <w:r>
+              <w:rPr>
+                <w:b/>
+                <w:color w:val="FFFFFF"/>
+                <w:sz w:val="18"/>
+              </w:rPr>
+              <w:t>Observed Result</w:t>
+            </w:r>
+          </w:p>
+        </w:tc>
+      </w:tr>
+      <w:tr>
+        <w:tc>
+          <w:tcPr>
+            <w:tcW w:type="dxa" w:w="2340"/>
+            <w:shd w:val="clear" w:color="auto" w:fill="F8FAFC"/>
+            <w:tcMar>
+              <w:top w:w="80" w:type="dxa"/>
+              <w:bottom w:w="80" w:type="dxa"/>
+              <w:left w:w="100" w:type="dxa"/>
+              <w:right w:w="100" w:type="dxa"/>
+            </w:tcMar>
+          </w:tcPr>
+          <w:p>
+            <w:pPr>
+              <w:spacing w:after="0"/>
+            </w:pPr>
+            <w:r>
+              <w:rPr>
+                <w:sz w:val="17"/>
+              </w:rPr>
+              <w:t>Self-Transfer Neutralization</w:t>
+            </w:r>
+          </w:p>
+        </w:tc>
+        <w:tc>
+          <w:tcPr>
+            <w:tcW w:type="dxa" w:w="2340"/>
+            <w:shd w:val="clear" w:color="auto" w:fill="F8FAFC"/>
+            <w:tcMar>
+              <w:top w:w="80" w:type="dxa"/>
+              <w:bottom w:w="80" w:type="dxa"/>
+              <w:left w:w="100" w:type="dxa"/>
+              <w:right w:w="100" w:type="dxa"/>
+            </w:tcMar>
+          </w:tcPr>
+          <w:p>
+            <w:pPr>
+              <w:spacing w:after="0"/>
+            </w:pPr>
+            <w:r>
+              <w:rPr>
+                <w:sz w:val="17"/>
+              </w:rPr>
+              <w:t>₹4,000 transfer to 'Kotresh C (Self Canara)'</w:t>
+            </w:r>
+          </w:p>
+        </w:tc>
+        <w:tc>
+          <w:tcPr>
+            <w:tcW w:type="dxa" w:w="2340"/>
+            <w:shd w:val="clear" w:color="auto" w:fill="F8FAFC"/>
+            <w:tcMar>
+              <w:top w:w="80" w:type="dxa"/>
+              <w:bottom w:w="80" w:type="dxa"/>
+              <w:left w:w="100" w:type="dxa"/>
+              <w:right w:w="100" w:type="dxa"/>
+            </w:tcMar>
+          </w:tcPr>
+          <w:p>
+            <w:pPr>
+              <w:spacing w:after="0"/>
+            </w:pPr>
+            <w:r>
+              <w:rPr>
+                <w:sz w:val="17"/>
+              </w:rPr>
+              <w:t>netOutflow = 0; excluded from living spend</w:t>
+            </w:r>
+          </w:p>
+        </w:tc>
+        <w:tc>
+          <w:tcPr>
+            <w:tcW w:type="dxa" w:w="2340"/>
+            <w:shd w:val="clear" w:color="auto" w:fill="F8FAFC"/>
+            <w:tcMar>
+              <w:top w:w="80" w:type="dxa"/>
+              <w:bottom w:w="80" w:type="dxa"/>
+              <w:left w:w="100" w:type="dxa"/>
+              <w:right w:w="100" w:type="dxa"/>
+            </w:tcMar>
+          </w:tcPr>
+          <w:p>
+            <w:pPr>
+              <w:spacing w:after="0"/>
+            </w:pPr>
+            <w:r>
+              <w:rPr>
+                <w:b/>
+                <w:color w:val="10B981"/>
+                <w:sz w:val="17"/>
+              </w:rPr>
+              <w:t>PASSED • Living spend unaffected</w:t>
+            </w:r>
+          </w:p>
+        </w:tc>
+      </w:tr>
+      <w:tr>
+        <w:tc>
+          <w:tcPr>
+            <w:tcW w:type="dxa" w:w="2340"/>
+            <w:shd w:val="clear" w:color="auto" w:fill="FFFFFF"/>
+            <w:tcMar>
+              <w:top w:w="80" w:type="dxa"/>
+              <w:bottom w:w="80" w:type="dxa"/>
+              <w:left w:w="100" w:type="dxa"/>
+              <w:right w:w="100" w:type="dxa"/>
+            </w:tcMar>
+          </w:tcPr>
+          <w:p>
+            <w:pPr>
+              <w:spacing w:after="0"/>
+            </w:pPr>
+            <w:r>
+              <w:rPr>
+                <w:sz w:val="17"/>
+              </w:rPr>
+              <w:t>Refund Credit Reconciliation</w:t>
+            </w:r>
+          </w:p>
+        </w:tc>
+        <w:tc>
+          <w:tcPr>
+            <w:tcW w:type="dxa" w:w="2340"/>
+            <w:shd w:val="clear" w:color="auto" w:fill="FFFFFF"/>
+            <w:tcMar>
+              <w:top w:w="80" w:type="dxa"/>
+              <w:bottom w:w="80" w:type="dxa"/>
+              <w:left w:w="100" w:type="dxa"/>
+              <w:right w:w="100" w:type="dxa"/>
+            </w:tcMar>
+          </w:tcPr>
+          <w:p>
+            <w:pPr>
+              <w:spacing w:after="0"/>
+            </w:pPr>
+            <w:r>
+              <w:rPr>
+                <w:sz w:val="17"/>
+              </w:rPr>
+              <w:t>₹2,490 Zara debit + ₹2,490 return credit</w:t>
+            </w:r>
+          </w:p>
+        </w:tc>
+        <w:tc>
+          <w:tcPr>
+            <w:tcW w:type="dxa" w:w="2340"/>
+            <w:shd w:val="clear" w:color="auto" w:fill="FFFFFF"/>
+            <w:tcMar>
+              <w:top w:w="80" w:type="dxa"/>
+              <w:bottom w:w="80" w:type="dxa"/>
+              <w:left w:w="100" w:type="dxa"/>
+              <w:right w:w="100" w:type="dxa"/>
+            </w:tcMar>
+          </w:tcPr>
+          <w:p>
+            <w:pPr>
+              <w:spacing w:after="0"/>
+            </w:pPr>
+            <w:r>
+              <w:rPr>
+                <w:sz w:val="17"/>
+              </w:rPr>
+              <w:t>Debit net outflow reduced to ₹0.00</w:t>
+            </w:r>
+          </w:p>
+        </w:tc>
+        <w:tc>
+          <w:tcPr>
+            <w:tcW w:type="dxa" w:w="2340"/>
+            <w:shd w:val="clear" w:color="auto" w:fill="FFFFFF"/>
+            <w:tcMar>
+              <w:top w:w="80" w:type="dxa"/>
+              <w:bottom w:w="80" w:type="dxa"/>
+              <w:left w:w="100" w:type="dxa"/>
+              <w:right w:w="100" w:type="dxa"/>
+            </w:tcMar>
+          </w:tcPr>
+          <w:p>
+            <w:pPr>
+              <w:spacing w:after="0"/>
+            </w:pPr>
+            <w:r>
+              <w:rPr>
+                <w:b/>
+                <w:color w:val="10B981"/>
+                <w:sz w:val="17"/>
+              </w:rPr>
+              <w:t>PASSED • Refund matched &amp; linked</w:t>
+            </w:r>
+          </w:p>
+        </w:tc>
+      </w:tr>
+      <w:tr>
+        <w:tc>
+          <w:tcPr>
+            <w:tcW w:type="dxa" w:w="2340"/>
+            <w:shd w:val="clear" w:color="auto" w:fill="F8FAFC"/>
+            <w:tcMar>
+              <w:top w:w="80" w:type="dxa"/>
+              <w:bottom w:w="80" w:type="dxa"/>
+              <w:left w:w="100" w:type="dxa"/>
+              <w:right w:w="100" w:type="dxa"/>
+            </w:tcMar>
+          </w:tcPr>
+          <w:p>
+            <w:pPr>
+              <w:spacing w:after="0"/>
+            </w:pPr>
+            <w:r>
+              <w:rPr>
+                <w:sz w:val="17"/>
+              </w:rPr>
+              <w:t>Late-Night Dining Detection</w:t>
+            </w:r>
+          </w:p>
+        </w:tc>
+        <w:tc>
+          <w:tcPr>
+            <w:tcW w:type="dxa" w:w="2340"/>
+            <w:shd w:val="clear" w:color="auto" w:fill="F8FAFC"/>
+            <w:tcMar>
+              <w:top w:w="80" w:type="dxa"/>
+              <w:bottom w:w="80" w:type="dxa"/>
+              <w:left w:w="100" w:type="dxa"/>
+              <w:right w:w="100" w:type="dxa"/>
+            </w:tcMar>
+          </w:tcPr>
+          <w:p>
+            <w:pPr>
+              <w:spacing w:after="0"/>
+            </w:pPr>
+            <w:r>
+              <w:rPr>
+                <w:sz w:val="17"/>
+              </w:rPr>
+              <w:t>₹420 Swiggy order placed at 11:15 PM</w:t>
+            </w:r>
+          </w:p>
+        </w:tc>
+        <w:tc>
+          <w:tcPr>
+            <w:tcW w:type="dxa" w:w="2340"/>
+            <w:shd w:val="clear" w:color="auto" w:fill="F8FAFC"/>
+            <w:tcMar>
+              <w:top w:w="80" w:type="dxa"/>
+              <w:bottom w:w="80" w:type="dxa"/>
+              <w:left w:w="100" w:type="dxa"/>
+              <w:right w:w="100" w:type="dxa"/>
+            </w:tcMar>
+          </w:tcPr>
+          <w:p>
+            <w:pPr>
+              <w:spacing w:after="0"/>
+            </w:pPr>
+            <w:r>
+              <w:rPr>
+                <w:sz w:val="17"/>
+              </w:rPr>
+              <w:t>Tagged isUnnecessary=true, Leakage</w:t>
+            </w:r>
+          </w:p>
+        </w:tc>
+        <w:tc>
+          <w:tcPr>
+            <w:tcW w:type="dxa" w:w="2340"/>
+            <w:shd w:val="clear" w:color="auto" w:fill="F8FAFC"/>
+            <w:tcMar>
+              <w:top w:w="80" w:type="dxa"/>
+              <w:bottom w:w="80" w:type="dxa"/>
+              <w:left w:w="100" w:type="dxa"/>
+              <w:right w:w="100" w:type="dxa"/>
+            </w:tcMar>
+          </w:tcPr>
+          <w:p>
+            <w:pPr>
+              <w:spacing w:after="0"/>
+            </w:pPr>
+            <w:r>
+              <w:rPr>
+                <w:b/>
+                <w:color w:val="10B981"/>
+                <w:sz w:val="17"/>
+              </w:rPr>
+              <w:t>PASSED • Flagged with midnight warning</w:t>
+            </w:r>
+          </w:p>
+        </w:tc>
+      </w:tr>
+      <w:tr>
+        <w:tc>
+          <w:tcPr>
+            <w:tcW w:type="dxa" w:w="2340"/>
+            <w:shd w:val="clear" w:color="auto" w:fill="FFFFFF"/>
+            <w:tcMar>
+              <w:top w:w="80" w:type="dxa"/>
+              <w:bottom w:w="80" w:type="dxa"/>
+              <w:left w:w="100" w:type="dxa"/>
+              <w:right w:w="100" w:type="dxa"/>
+            </w:tcMar>
+          </w:tcPr>
+          <w:p>
+            <w:pPr>
+              <w:spacing w:after="0"/>
+            </w:pPr>
+            <w:r>
+              <w:rPr>
+                <w:sz w:val="17"/>
+              </w:rPr>
+              <w:t>Ambiguous Trader Flagging</w:t>
+            </w:r>
+          </w:p>
+        </w:tc>
+        <w:tc>
+          <w:tcPr>
+            <w:tcW w:type="dxa" w:w="2340"/>
+            <w:shd w:val="clear" w:color="auto" w:fill="FFFFFF"/>
+            <w:tcMar>
+              <w:top w:w="80" w:type="dxa"/>
+              <w:bottom w:w="80" w:type="dxa"/>
+              <w:left w:w="100" w:type="dxa"/>
+              <w:right w:w="100" w:type="dxa"/>
+            </w:tcMar>
+          </w:tcPr>
+          <w:p>
+            <w:pPr>
+              <w:spacing w:after="0"/>
+            </w:pPr>
+            <w:r>
+              <w:rPr>
+                <w:sz w:val="17"/>
+              </w:rPr>
+              <w:t>₹650 store payment to 'Lakshmi Traders'</w:t>
+            </w:r>
+          </w:p>
+        </w:tc>
+        <w:tc>
+          <w:tcPr>
+            <w:tcW w:type="dxa" w:w="2340"/>
+            <w:shd w:val="clear" w:color="auto" w:fill="FFFFFF"/>
+            <w:tcMar>
+              <w:top w:w="80" w:type="dxa"/>
+              <w:bottom w:w="80" w:type="dxa"/>
+              <w:left w:w="100" w:type="dxa"/>
+              <w:right w:w="100" w:type="dxa"/>
+            </w:tcMar>
+          </w:tcPr>
+          <w:p>
+            <w:pPr>
+              <w:spacing w:after="0"/>
+            </w:pPr>
+            <w:r>
+              <w:rPr>
+                <w:sz w:val="17"/>
+              </w:rPr>
+              <w:t>isAmbiguous=true, confidence=48%</w:t>
+            </w:r>
+          </w:p>
+        </w:tc>
+        <w:tc>
+          <w:tcPr>
+            <w:tcW w:type="dxa" w:w="2340"/>
+            <w:shd w:val="clear" w:color="auto" w:fill="FFFFFF"/>
+            <w:tcMar>
+              <w:top w:w="80" w:type="dxa"/>
+              <w:bottom w:w="80" w:type="dxa"/>
+              <w:left w:w="100" w:type="dxa"/>
+              <w:right w:w="100" w:type="dxa"/>
+            </w:tcMar>
+          </w:tcPr>
+          <w:p>
+            <w:pPr>
+              <w:spacing w:after="0"/>
+            </w:pPr>
+            <w:r>
+              <w:rPr>
+                <w:b/>
+                <w:color w:val="10B981"/>
+                <w:sz w:val="17"/>
+              </w:rPr>
+              <w:t>PASSED • Review badge shown with options</w:t>
+            </w:r>
+          </w:p>
+        </w:tc>
+      </w:tr>
+      <w:tr>
+        <w:tc>
+          <w:tcPr>
+            <w:tcW w:type="dxa" w:w="2340"/>
+            <w:shd w:val="clear" w:color="auto" w:fill="F8FAFC"/>
+            <w:tcMar>
+              <w:top w:w="80" w:type="dxa"/>
+              <w:bottom w:w="80" w:type="dxa"/>
+              <w:left w:w="100" w:type="dxa"/>
+              <w:right w:w="100" w:type="dxa"/>
+            </w:tcMar>
+          </w:tcPr>
+          <w:p>
+            <w:pPr>
+              <w:spacing w:after="0"/>
+            </w:pPr>
+            <w:r>
+              <w:rPr>
+                <w:sz w:val="17"/>
+              </w:rPr>
+              <w:t>AMFI 10-Yr SIP Compounding</w:t>
+            </w:r>
+          </w:p>
+        </w:tc>
+        <w:tc>
+          <w:tcPr>
+            <w:tcW w:type="dxa" w:w="2340"/>
+            <w:shd w:val="clear" w:color="auto" w:fill="F8FAFC"/>
+            <w:tcMar>
+              <w:top w:w="80" w:type="dxa"/>
+              <w:bottom w:w="80" w:type="dxa"/>
+              <w:left w:w="100" w:type="dxa"/>
+              <w:right w:w="100" w:type="dxa"/>
+            </w:tcMar>
+          </w:tcPr>
+          <w:p>
+            <w:pPr>
+              <w:spacing w:after="0"/>
+            </w:pPr>
+            <w:r>
+              <w:rPr>
+                <w:sz w:val="17"/>
+              </w:rPr>
+              <w:t>₹1,892/mo at 14.5% annual CAGR (120 mos)</w:t>
+            </w:r>
+          </w:p>
+        </w:tc>
+        <w:tc>
+          <w:tcPr>
+            <w:tcW w:type="dxa" w:w="2340"/>
+            <w:shd w:val="clear" w:color="auto" w:fill="F8FAFC"/>
+            <w:tcMar>
+              <w:top w:w="80" w:type="dxa"/>
+              <w:bottom w:w="80" w:type="dxa"/>
+              <w:left w:w="100" w:type="dxa"/>
+              <w:right w:w="100" w:type="dxa"/>
+            </w:tcMar>
+          </w:tcPr>
+          <w:p>
+            <w:pPr>
+              <w:spacing w:after="0"/>
+            </w:pPr>
+            <w:r>
+              <w:rPr>
+                <w:sz w:val="17"/>
+              </w:rPr>
+              <w:t>Future Value = ₹4.82 Lakhs</w:t>
+            </w:r>
+          </w:p>
+        </w:tc>
+        <w:tc>
+          <w:tcPr>
+            <w:tcW w:type="dxa" w:w="2340"/>
+            <w:shd w:val="clear" w:color="auto" w:fill="F8FAFC"/>
+            <w:tcMar>
+              <w:top w:w="80" w:type="dxa"/>
+              <w:bottom w:w="80" w:type="dxa"/>
+              <w:left w:w="100" w:type="dxa"/>
+              <w:right w:w="100" w:type="dxa"/>
+            </w:tcMar>
+          </w:tcPr>
+          <w:p>
+            <w:pPr>
+              <w:spacing w:after="0"/>
+            </w:pPr>
+            <w:r>
+              <w:rPr>
+                <w:b/>
+                <w:color w:val="10B981"/>
+                <w:sz w:val="17"/>
+              </w:rPr>
+              <w:t>PASSED • Accurately compounded ₹4.82L</w:t>
+            </w:r>
+          </w:p>
+        </w:tc>
+      </w:tr>
+      <w:tr>
+        <w:tc>
+          <w:tcPr>
+            <w:tcW w:type="dxa" w:w="2340"/>
+            <w:shd w:val="clear" w:color="auto" w:fill="FFFFFF"/>
+            <w:tcMar>
+              <w:top w:w="80" w:type="dxa"/>
+              <w:bottom w:w="80" w:type="dxa"/>
+              <w:left w:w="100" w:type="dxa"/>
+              <w:right w:w="100" w:type="dxa"/>
+            </w:tcMar>
+          </w:tcPr>
+          <w:p>
+            <w:pPr>
+              <w:spacing w:after="0"/>
+            </w:pPr>
+            <w:r>
+              <w:rPr>
+                <w:sz w:val="17"/>
+              </w:rPr>
+              <w:t>Statement PDF Parser</w:t>
+            </w:r>
+          </w:p>
+        </w:tc>
+        <w:tc>
+          <w:tcPr>
+            <w:tcW w:type="dxa" w:w="2340"/>
+            <w:shd w:val="clear" w:color="auto" w:fill="FFFFFF"/>
+            <w:tcMar>
+              <w:top w:w="80" w:type="dxa"/>
+              <w:bottom w:w="80" w:type="dxa"/>
+              <w:left w:w="100" w:type="dxa"/>
+              <w:right w:w="100" w:type="dxa"/>
+            </w:tcMar>
+          </w:tcPr>
+          <w:p>
+            <w:pPr>
+              <w:spacing w:after="0"/>
+            </w:pPr>
+            <w:r>
+              <w:rPr>
+                <w:sz w:val="17"/>
+              </w:rPr>
+              <w:t>Multi-page bank statement PDF</w:t>
+            </w:r>
+          </w:p>
+        </w:tc>
+        <w:tc>
+          <w:tcPr>
+            <w:tcW w:type="dxa" w:w="2340"/>
+            <w:shd w:val="clear" w:color="auto" w:fill="FFFFFF"/>
+            <w:tcMar>
+              <w:top w:w="80" w:type="dxa"/>
+              <w:bottom w:w="80" w:type="dxa"/>
+              <w:left w:w="100" w:type="dxa"/>
+              <w:right w:w="100" w:type="dxa"/>
+            </w:tcMar>
+          </w:tcPr>
+          <w:p>
+            <w:pPr>
+              <w:spacing w:after="0"/>
+            </w:pPr>
+            <w:r>
+              <w:rPr>
+                <w:sz w:val="17"/>
+              </w:rPr>
+              <w:t>15 records parsed; duplicates skipped</w:t>
+            </w:r>
+          </w:p>
+        </w:tc>
+        <w:tc>
+          <w:tcPr>
+            <w:tcW w:type="dxa" w:w="2340"/>
+            <w:shd w:val="clear" w:color="auto" w:fill="FFFFFF"/>
+            <w:tcMar>
+              <w:top w:w="80" w:type="dxa"/>
+              <w:bottom w:w="80" w:type="dxa"/>
+              <w:left w:w="100" w:type="dxa"/>
+              <w:right w:w="100" w:type="dxa"/>
+            </w:tcMar>
+          </w:tcPr>
+          <w:p>
+            <w:pPr>
+              <w:spacing w:after="0"/>
+            </w:pPr>
+            <w:r>
+              <w:rPr>
+                <w:b/>
+                <w:color w:val="10B981"/>
+                <w:sz w:val="17"/>
+              </w:rPr>
+              <w:t>PASSED • 15 clean docs inserted to MongoDB</w:t>
+            </w:r>
+          </w:p>
+        </w:tc>
+      </w:tr>
+    </w:tbl>
     <w:p>
       <w:pPr>
-        <w:pStyle w:val="ListBullet"/>
-        <w:spacing w:before="0" w:after="80" w:line="276" w:lineRule="auto"/>
+        <w:spacing w:after="240"/>
       </w:pPr>
-      <w:r>
-        <w:rPr>
-          <w:b/>
-          <w:color w:val="0F172A"/>
-          <w:sz w:val="21"/>
-        </w:rPr>
-        <w:t xml:space="preserve">Test Case 1: Self-Transfer Neutralization: </w:t>
-      </w:r>
-      <w:r>
-        <w:rPr>
-          <w:color w:val="334155"/>
-          <w:sz w:val="21"/>
-        </w:rPr>
-        <w:t>Input: ₹4,000 transfer to 'Kotresh C (Self Canara Bank)'. Result: netOutflowAmount = ₹0.00; total living spend remains unaffected.</w:t>
-      </w:r>
-    </w:p>
-    <w:p>
-      <w:pPr>
-        <w:pStyle w:val="ListBullet"/>
-        <w:spacing w:before="0" w:after="80" w:line="276" w:lineRule="auto"/>
-      </w:pPr>
-      <w:r>
-        <w:rPr>
-          <w:b/>
-          <w:color w:val="0F172A"/>
-          <w:sz w:val="21"/>
-        </w:rPr>
-        <w:t xml:space="preserve">Test Case 2: Refund Credit Matching: </w:t>
-      </w:r>
-      <w:r>
-        <w:rPr>
-          <w:color w:val="334155"/>
-          <w:sz w:val="21"/>
-        </w:rPr>
-        <w:t>Input: ₹2,490 debit on Zara followed by ₹2,490 credit tagged return. Result: Debit net outflow reduced to ₹0; paired refund ID linked.</w:t>
-      </w:r>
-    </w:p>
-    <w:p>
-      <w:pPr>
-        <w:pStyle w:val="ListBullet"/>
-        <w:spacing w:before="0" w:after="80" w:line="276" w:lineRule="auto"/>
-      </w:pPr>
-      <w:r>
-        <w:rPr>
-          <w:b/>
-          <w:color w:val="0F172A"/>
-          <w:sz w:val="21"/>
-        </w:rPr>
-        <w:t xml:space="preserve">Test Case 3: Late-Night Impulse Detection: </w:t>
-      </w:r>
-      <w:r>
-        <w:rPr>
-          <w:color w:val="334155"/>
-          <w:sz w:val="21"/>
-        </w:rPr>
-        <w:t>Input: ₹420 Swiggy food delivery order placed at 11:15 PM. Result: Correctly tagged isUnnecessary = true, spendNature = 'Unnecessary_Leakage'.</w:t>
-      </w:r>
-    </w:p>
-    <w:p>
-      <w:pPr>
-        <w:pStyle w:val="ListBullet"/>
-        <w:spacing w:before="0" w:after="80" w:line="276" w:lineRule="auto"/>
-      </w:pPr>
-      <w:r>
-        <w:rPr>
-          <w:b/>
-          <w:color w:val="0F172A"/>
-          <w:sz w:val="21"/>
-        </w:rPr>
-        <w:t xml:space="preserve">Test Case 4: Ambiguous Merchant Flagging: </w:t>
-      </w:r>
-      <w:r>
-        <w:rPr>
-          <w:color w:val="334155"/>
-          <w:sz w:val="21"/>
-        </w:rPr>
-        <w:t>Input: ₹650 store payment to 'Lakshmi Traders'. Result: isAmbiguous = true, confidence = 48%, surfaces suggested categories in UI.</w:t>
-      </w:r>
-    </w:p>
-    <w:p>
-      <w:pPr>
-        <w:pStyle w:val="ListBullet"/>
-        <w:spacing w:before="0" w:after="80" w:line="276" w:lineRule="auto"/>
-      </w:pPr>
-      <w:r>
-        <w:rPr>
-          <w:b/>
-          <w:color w:val="0F172A"/>
-          <w:sz w:val="21"/>
-        </w:rPr>
-        <w:t xml:space="preserve">Test Case 5: 10-Year SIP Compounding Math: </w:t>
-      </w:r>
-      <w:r>
-        <w:rPr>
-          <w:color w:val="334155"/>
-          <w:sz w:val="21"/>
-        </w:rPr>
-        <w:t>Input: ₹1,892 monthly contribution at 14.5% annual CAGR for 10 years (120 months). Result: Correctly calculated ₹4.82 Lakhs future corpus.</w:t>
-      </w:r>
-    </w:p>
-    <w:p>
-      <w:pPr>
-        <w:pStyle w:val="ListBullet"/>
-        <w:spacing w:before="0" w:after="80" w:line="276" w:lineRule="auto"/>
-      </w:pPr>
-      <w:r>
-        <w:rPr>
-          <w:b/>
-          <w:color w:val="0F172A"/>
-          <w:sz w:val="21"/>
-        </w:rPr>
-        <w:t xml:space="preserve">Test Case 6: Statement PDF Ingestion: </w:t>
-      </w:r>
-      <w:r>
-        <w:rPr>
-          <w:color w:val="334155"/>
-          <w:sz w:val="21"/>
-        </w:rPr>
-        <w:t>Input: Multi-page sample bank statement PDF. Result: Parsed 15 transactions, eliminated duplicates, and updated balance in MongoDB.</w:t>
-      </w:r>
     </w:p>
     <w:p>
       <w:pPr>
@@ -1654,7 +2351,7 @@
         <w:rPr>
           <w:b/>
           <w:color w:val="EA580C"/>
-          <w:sz w:val="30"/>
+          <w:sz w:val="28"/>
         </w:rPr>
         <w:t xml:space="preserve">9. </w:t>
       </w:r>
@@ -1662,7 +2359,7 @@
         <w:rPr>
           <w:b/>
           <w:color w:val="0F172A"/>
-          <w:sz w:val="30"/>
+          <w:sz w:val="28"/>
         </w:rPr>
         <w:t>AI, Data, and External Dependencies</w:t>
       </w:r>
@@ -1678,14 +2375,14 @@
           <w:color w:val="0F172A"/>
           <w:sz w:val="21"/>
         </w:rPr>
-        <w:t xml:space="preserve">Deterministic NLP &amp; Semantic Regex Lexicons: </w:t>
+        <w:t xml:space="preserve">1. Deterministic NLP over Generative LLMs: </w:t>
       </w:r>
       <w:r>
         <w:rPr>
           <w:color w:val="334155"/>
           <w:sz w:val="21"/>
         </w:rPr>
-        <w:t>Used domain-specific rule-based parsing for 20+ merchant categories rather than slow, hallucination-prone generative models.</w:t>
+        <w:t>We made a deliberate architectural choice NOT to use generative large language models for financial accounting. LLMs are non-deterministic, slow, and prone to hallucinations. Instead, we built a domain-specific deterministic NLP classifier with 20+ thematic lexicons, ensuring 100% repeatable, auditable financial categorization.</w:t>
       </w:r>
     </w:p>
     <w:p>
@@ -1699,14 +2396,14 @@
           <w:color w:val="0F172A"/>
           <w:sz w:val="21"/>
         </w:rPr>
-        <w:t xml:space="preserve">Official AMFI Open API (`api.mfapi.in`): </w:t>
+        <w:t xml:space="preserve">2. Official AMFI Open API (`api.mfapi.in`): </w:t>
       </w:r>
       <w:r>
         <w:rPr>
           <w:color w:val="334155"/>
           <w:sz w:val="21"/>
         </w:rPr>
-        <w:t>Used for real-time daily NAV retrieval for Indian mutual funds (Free, public, high-availability).</w:t>
+        <w:t>Utilized as a free, open, and reliable source for live daily Net Asset Values for official Indian mutual funds (Scheme Codes: 120716 for UTI Nifty 50, 122639 for Parag Parikh Flexi Cap).</w:t>
       </w:r>
     </w:p>
     <w:p>
@@ -1720,14 +2417,14 @@
           <w:color w:val="0F172A"/>
           <w:sz w:val="21"/>
         </w:rPr>
-        <w:t xml:space="preserve">ReBIT Canonical Data Specifications: </w:t>
+        <w:t xml:space="preserve">3. ReBIT Canonical Specifications: </w:t>
       </w:r>
       <w:r>
         <w:rPr>
           <w:color w:val="334155"/>
           <w:sz w:val="21"/>
         </w:rPr>
-        <w:t>Adheres to Reserve Bank Information Technology standards for deposit account information sharing.</w:t>
+        <w:t>Adheres to the Reserve Bank Information Technology standards for deposit account information sharing (Purpose Code 101).</w:t>
       </w:r>
     </w:p>
     <w:p>
@@ -1741,14 +2438,14 @@
           <w:color w:val="0F172A"/>
           <w:sz w:val="21"/>
         </w:rPr>
-        <w:t xml:space="preserve">MongoDB Atlas: </w:t>
+        <w:t xml:space="preserve">4. MongoDB Atlas: </w:t>
       </w:r>
       <w:r>
         <w:rPr>
           <w:color w:val="334155"/>
           <w:sz w:val="21"/>
         </w:rPr>
-        <w:t>Cloud database cluster storing user bank accounts, transaction ledgers, and merchant logs.</w:t>
+        <w:t>Multi-cloud database cluster ensuring high-availability persistence with SSL encryption.</w:t>
       </w:r>
     </w:p>
     <w:p>
@@ -1762,14 +2459,14 @@
           <w:color w:val="0F172A"/>
           <w:sz w:val="21"/>
         </w:rPr>
-        <w:t xml:space="preserve">Open-Source Libraries: </w:t>
+        <w:t xml:space="preserve">5. Open-Source Libraries: </w:t>
       </w:r>
       <w:r>
         <w:rPr>
           <w:color w:val="334155"/>
           <w:sz w:val="21"/>
         </w:rPr>
-        <w:t>Next.js 16, React 19, TypeScript 5, Tailwind CSS 4, Mongoose 9, Recharts 3, Lucide React, pdf-parse, canvas-confetti.</w:t>
+        <w:t>Next.js 16, React 19, TypeScript 5, Tailwind CSS 4, Mongoose 9.11, Recharts 3.10, Lucide React, pdf-parse, pdfjs-dist, canvas-confetti.</w:t>
       </w:r>
     </w:p>
     <w:p>
@@ -1781,7 +2478,7 @@
         <w:rPr>
           <w:b/>
           <w:color w:val="EA580C"/>
-          <w:sz w:val="30"/>
+          <w:sz w:val="28"/>
         </w:rPr>
         <w:t xml:space="preserve">10. </w:t>
       </w:r>
@@ -1789,9 +2486,9 @@
         <w:rPr>
           <w:b/>
           <w:color w:val="0F172A"/>
-          <w:sz w:val="30"/>
+          <w:sz w:val="28"/>
         </w:rPr>
-        <w:t>User Interface and Demonstration</w:t>
+        <w:t>User Interface &amp; Interactive Demonstration</w:t>
       </w:r>
     </w:p>
     <w:p>
@@ -1802,7 +2499,7 @@
         <w:rPr>
           <w:sz w:val="21"/>
         </w:rPr>
-        <w:t>Happy Pocket provides an intuitive, high-density financial interface designed for clarity and rapid action:</w:t>
+        <w:t>Happy Pocket provides an executive-grade FinTech workspace designed for financial density, responsiveness, and zero distraction.</w:t>
       </w:r>
     </w:p>
     <w:p>
@@ -1816,14 +2513,14 @@
           <w:color w:val="0F172A"/>
           <w:sz w:val="21"/>
         </w:rPr>
-        <w:t xml:space="preserve">1. Top KPI Command Bar: </w:t>
+        <w:t xml:space="preserve">1. Top KPI Summary Row: </w:t>
       </w:r>
       <w:r>
         <w:rPr>
           <w:color w:val="334155"/>
           <w:sz w:val="21"/>
         </w:rPr>
-        <w:t>Displays 4 core metrics at a glance: (a) Available Core Balance (₹34,432.00), (b) True Living Spend (₹15,568.00) with Anti-Distortion badge, (c) Net Savings Capacity (+₹29,882.00), and (d) Avoidable Wealth Leakage (🚨 ₹2,910.00).</w:t>
+        <w:t>Highlights 4 vital financial metrics: (a) Available Core Balance (₹34,432.00) with linked HDFC account badge; (b) Total Living Spend (₹15,568.00) with Anti-Distortion badge; (c) Net Savings Capacity (+₹29,882.00); and (d) Avoidable Wealth Leakage (🚨 ₹2,910.00).</w:t>
       </w:r>
     </w:p>
     <w:p>
@@ -1837,14 +2534,16 @@
           <w:color w:val="0F172A"/>
           <w:sz w:val="21"/>
         </w:rPr>
-        <w:t xml:space="preserve">2. Two-Column Live Financial Workspace: </w:t>
+        <w:t xml:space="preserve">2. Two-Column Desktop Workspace: </w:t>
       </w:r>
       <w:r>
         <w:rPr>
           <w:color w:val="334155"/>
           <w:sz w:val="21"/>
         </w:rPr>
-        <w:t>Left column (65% width) displays the live transaction ledger with category badges, spend natures, and click-to-edit triggers. Right column (35% width) houses quick financial tools: Scan Bharat QR, Send Money, Statement Upload, and the RBI AA consent card.</w:t>
+        <w:t>• Primary Column (65%): Live financial ledger with category tags, spend nature pills (Need vs Want vs Leakage), and click-to-edit triggers.</w:t>
+        <w:br/>
+        <w:t>• Secondary Column (35%): Financial control center with quick actions (Scan Bharat QR, Send Money, Upload Statements, and the 1-click RBI AA consent card).</w:t>
       </w:r>
     </w:p>
     <w:p>
@@ -1858,14 +2557,14 @@
           <w:color w:val="0F172A"/>
           <w:sz w:val="21"/>
         </w:rPr>
-        <w:t xml:space="preserve">3. One-Click Transaction Editor: </w:t>
+        <w:t xml:space="preserve">3. Interactive Transaction Editor Modal: </w:t>
       </w:r>
       <w:r>
         <w:rPr>
           <w:color w:val="334155"/>
           <w:sz w:val="21"/>
         </w:rPr>
-        <w:t>Clicking any transaction row opens a modal allowing instant category override, merchant rename, and avoidable leakage toggling with permanent local storage caching.</w:t>
+        <w:t>Clicking any transaction row opens a modal allowing instant category change, merchant renaming, and avoidable leakage toggling with permanent local overrides.</w:t>
       </w:r>
     </w:p>
     <w:p>
@@ -1886,7 +2585,7 @@
           <w:color w:val="334155"/>
           <w:sz w:val="21"/>
         </w:rPr>
-        <w:t>A header toggle allows instantaneous switching between the full desktop Web Portal and a smartphone preview frame.</w:t>
+        <w:t>A toggle in the top header lets judges switch instantly between the full desktop Web Portal and a mobile phone preview simulator.</w:t>
       </w:r>
     </w:p>
     <w:p>
@@ -1898,7 +2597,7 @@
         <w:rPr>
           <w:b/>
           <w:color w:val="EA580C"/>
-          <w:sz w:val="30"/>
+          <w:sz w:val="28"/>
         </w:rPr>
         <w:t xml:space="preserve">11. </w:t>
       </w:r>
@@ -1906,9 +2605,9 @@
         <w:rPr>
           <w:b/>
           <w:color w:val="0F172A"/>
-          <w:sz w:val="30"/>
+          <w:sz w:val="28"/>
         </w:rPr>
-        <w:t>Limitations and Incomplete Work</w:t>
+        <w:t>Honest Engineering Limitations &amp; Incomplete Work</w:t>
       </w:r>
     </w:p>
     <w:p>
@@ -1919,7 +2618,7 @@
         <w:rPr>
           <w:sz w:val="21"/>
         </w:rPr>
-        <w:t>To maintain complete transparency for evaluation:</w:t>
+        <w:t>In the spirit of honest hackathon evaluation, we clearly distinguish working functionality from sandbox/planned features:</w:t>
       </w:r>
     </w:p>
     <w:p>
@@ -1933,24 +2632,26 @@
           <w:color w:val="0F172A"/>
           <w:sz w:val="21"/>
         </w:rPr>
-        <w:t xml:space="preserve">Demonstrated &amp; Production-Ready: </w:t>
+        <w:t xml:space="preserve">Production-Ready &amp; Fully Working: </w:t>
       </w:r>
       <w:r>
         <w:rPr>
           <w:color w:val="334155"/>
           <w:sz w:val="21"/>
         </w:rPr>
-        <w:t>• Full MongoDB Atlas integration with real-time CRUD;</w:t>
+        <w:t>• MongoDB Atlas live CRUD operations;</w:t>
         <w:br/>
-        <w:t>• Anti-Distortion spend calculation and refund reconciliation;</w:t>
+        <w:t>• Multi-pass Anti-Distortion spend calculation and refund reconciliation;</w:t>
         <w:br/>
-        <w:t>• Semantic lexicon classification and ambiguity detection;</w:t>
+        <w:t>• 20+ category semantic lexicon classification and ambiguity detection;</w:t>
         <w:br/>
-        <w:t>• Live AMFI API mutual fund NAV fetching and SIP compounding equations;</w:t>
+        <w:t>• Live AMFI API mutual fund NAV fetching and compound growth math;</w:t>
         <w:br/>
-        <w:t>• RBI Account Aggregator consent, OTP, and account discovery journey;</w:t>
+        <w:t>• RBI Account Aggregator consent, OTP, and account discovery flow;</w:t>
         <w:br/>
-        <w:t>• Merchant role switching with Bharat QR and collections dashboard.</w:t>
+        <w:t>• Dual merchant persona dashboards with Bharat QR generation;</w:t>
+        <w:br/>
+        <w:t>• One-click transaction editor with persistent local overrides.</w:t>
       </w:r>
     </w:p>
     <w:p>
@@ -1964,7 +2665,7 @@
           <w:color w:val="0F172A"/>
           <w:sz w:val="21"/>
         </w:rPr>
-        <w:t xml:space="preserve">Sandbox &amp; Simulated Aspects: </w:t>
+        <w:t xml:space="preserve">Sandbox &amp; Planned Work: </w:t>
       </w:r>
       <w:r>
         <w:rPr>
@@ -1975,7 +2676,7 @@
         <w:br/>
         <w:t>• UPI payment execution simulates bank core switch debit/credit rather than live NPCI production rails;</w:t>
         <w:br/>
-        <w:t>• Bank statement parsing handles standardized PDF layouts; highly distorted or image-scanned statements require OCR integration.</w:t>
+        <w:t>• PDF statement parsing handles standardized digital text layouts; highly crumpled paper receipts require OCR integration.</w:t>
       </w:r>
     </w:p>
     <w:p>
@@ -1987,7 +2688,7 @@
         <w:rPr>
           <w:b/>
           <w:color w:val="EA580C"/>
-          <w:sz w:val="30"/>
+          <w:sz w:val="28"/>
         </w:rPr>
         <w:t xml:space="preserve">12. </w:t>
       </w:r>
@@ -1995,9 +2696,9 @@
         <w:rPr>
           <w:b/>
           <w:color w:val="0F172A"/>
-          <w:sz w:val="30"/>
+          <w:sz w:val="28"/>
         </w:rPr>
-        <w:t>Real-World Viability and Impact</w:t>
+        <w:t>Real-World Viability, Security &amp; Privacy</w:t>
       </w:r>
     </w:p>
     <w:p>
@@ -2011,14 +2712,14 @@
           <w:color w:val="0F172A"/>
           <w:sz w:val="21"/>
         </w:rPr>
-        <w:t xml:space="preserve">Consumer Economic Impact: </w:t>
+        <w:t xml:space="preserve">Economic Impact on Consumers: </w:t>
       </w:r>
       <w:r>
         <w:rPr>
           <w:color w:val="334155"/>
           <w:sz w:val="21"/>
         </w:rPr>
-        <w:t>By uncovering an average of ₹2,500 to ₹4,000 in monthly avoidable leakage and redirecting it into compounding index funds, a user can accumulate over ₹3.5 to ₹5.0 Lakhs in 5 years, fundamentally transforming middle-class financial security.</w:t>
+        <w:t>By isolating an average of ₹2,500 to ₹4,000 in monthly avoidable leakage and redirecting it into compounding equity index funds, a user can accumulate over ₹3.5 to ₹5.0 Lakhs in 5 years, fundamentally transforming middle-class financial security.</w:t>
       </w:r>
     </w:p>
     <w:p>
@@ -2032,7 +2733,7 @@
           <w:color w:val="0F172A"/>
           <w:sz w:val="21"/>
         </w:rPr>
-        <w:t xml:space="preserve">Privacy &amp; Security Architecture: </w:t>
+        <w:t xml:space="preserve">Bank-Grade Security &amp; Privacy: </w:t>
       </w:r>
       <w:r>
         <w:rPr>
@@ -2093,7 +2794,7 @@
         <w:rPr>
           <w:b/>
           <w:color w:val="EA580C"/>
-          <w:sz w:val="30"/>
+          <w:sz w:val="28"/>
         </w:rPr>
         <w:t xml:space="preserve">13. </w:t>
       </w:r>
@@ -2101,9 +2802,9 @@
         <w:rPr>
           <w:b/>
           <w:color w:val="0F172A"/>
-          <w:sz w:val="30"/>
+          <w:sz w:val="28"/>
         </w:rPr>
-        <w:t>Future Scope</w:t>
+        <w:t>Future Scope &amp; Production Roadmap</w:t>
       </w:r>
     </w:p>
     <w:p>
@@ -2199,7 +2900,7 @@
         <w:rPr>
           <w:b/>
           <w:color w:val="EA580C"/>
-          <w:sz w:val="30"/>
+          <w:sz w:val="28"/>
         </w:rPr>
         <w:t xml:space="preserve">14. </w:t>
       </w:r>
@@ -2207,9 +2908,9 @@
         <w:rPr>
           <w:b/>
           <w:color w:val="0F172A"/>
-          <w:sz w:val="30"/>
+          <w:sz w:val="28"/>
         </w:rPr>
-        <w:t>Setup and Reproducibility</w:t>
+        <w:t>Setup &amp; Step-by-Step Reproducibility</w:t>
       </w:r>
     </w:p>
     <w:p>
@@ -2220,7 +2921,7 @@
         <w:rPr>
           <w:sz w:val="21"/>
         </w:rPr>
-        <w:t>The project is 100% reproducible with standard Node.js and MongoDB:</w:t>
+        <w:t>The project is 100% reproducible on any standard machine running Node.js 18+ and MongoDB:</w:t>
       </w:r>
     </w:p>
     <w:p>
@@ -2234,7 +2935,7 @@
           <w:color w:val="0F172A"/>
           <w:sz w:val="21"/>
         </w:rPr>
-        <w:t xml:space="preserve">1. Clone Repository: </w:t>
+        <w:t xml:space="preserve">Step 1: Clone Repository: </w:t>
       </w:r>
       <w:r>
         <w:rPr>
@@ -2255,7 +2956,7 @@
           <w:color w:val="0F172A"/>
           <w:sz w:val="21"/>
         </w:rPr>
-        <w:t xml:space="preserve">2. Install Dependencies: </w:t>
+        <w:t xml:space="preserve">Step 2: Install Dependencies: </w:t>
       </w:r>
       <w:r>
         <w:rPr>
@@ -2276,7 +2977,7 @@
           <w:color w:val="0F172A"/>
           <w:sz w:val="21"/>
         </w:rPr>
-        <w:t xml:space="preserve">3. Environment Variables (.env.local): </w:t>
+        <w:t xml:space="preserve">Step 3: Environment Variables (.env.local): </w:t>
       </w:r>
       <w:r>
         <w:rPr>
@@ -2301,7 +3002,7 @@
           <w:color w:val="0F172A"/>
           <w:sz w:val="21"/>
         </w:rPr>
-        <w:t xml:space="preserve">4. Seed Curated Demo Data: </w:t>
+        <w:t xml:space="preserve">Step 4: Seed Curated Demo Data: </w:t>
       </w:r>
       <w:r>
         <w:rPr>
@@ -2322,7 +3023,7 @@
           <w:color w:val="0F172A"/>
           <w:sz w:val="21"/>
         </w:rPr>
-        <w:t xml:space="preserve">5. Run Development Server: </w:t>
+        <w:t xml:space="preserve">Step 5: Run Development Server: </w:t>
       </w:r>
       <w:r>
         <w:rPr>
@@ -2343,7 +3044,7 @@
           <w:color w:val="0F172A"/>
           <w:sz w:val="21"/>
         </w:rPr>
-        <w:t xml:space="preserve">6. Production Build Verification: </w:t>
+        <w:t xml:space="preserve">Step 6: Production Build Verification: </w:t>
       </w:r>
       <w:r>
         <w:rPr>
@@ -2362,7 +3063,7 @@
         <w:rPr>
           <w:b/>
           <w:color w:val="EA580C"/>
-          <w:sz w:val="30"/>
+          <w:sz w:val="28"/>
         </w:rPr>
         <w:t xml:space="preserve">15. </w:t>
       </w:r>
@@ -2370,9 +3071,9 @@
         <w:rPr>
           <w:b/>
           <w:color w:val="0F172A"/>
-          <w:sz w:val="30"/>
+          <w:sz w:val="28"/>
         </w:rPr>
-        <w:t>Team Contributions and References</w:t>
+        <w:t>Team Contributions &amp; Official References</w:t>
       </w:r>
     </w:p>
     <w:p>
@@ -2415,14 +3116,14 @@
           <w:color w:val="0F172A"/>
           <w:sz w:val="21"/>
         </w:rPr>
-        <w:t xml:space="preserve">References &amp; Official Specifications: </w:t>
+        <w:t xml:space="preserve">Official References &amp; Regulatory Standards: </w:t>
       </w:r>
       <w:r>
         <w:rPr>
           <w:color w:val="334155"/>
           <w:sz w:val="21"/>
         </w:rPr>
-        <w:t>1. Reserve Bank of India (RBI) — Master Directions on NBFC-Account Aggregator (2016-2023).</w:t>
+        <w:t>1. Reserve Bank of India (RBI) — Master Directions on Non-Banking Financial Company - Account Aggregator (2016-2023).</w:t>
         <w:br/>
         <w:t>2. ReBIT (Reserve Bank Information Technology) — Financial Information Data Standards (v1.1.2).</w:t>
         <w:br/>
